--- a/docassemble/AKA2JBranding/data/templates/default_info_content.docx
+++ b/docassemble/AKA2JBranding/data/templates/default_info_content.docx
@@ -12,7 +12,7 @@
     </w:p>
     <w:p>
       <w:pPr>
-        <w:pStyle w:val="BodyText"/>
+        <w:pStyle w:val="Body"/>
       </w:pPr>
       <w:r>
         <w:t>If {{ other_party_in_case }} does not file an Answer within 20 days of being served your complaint, you may ask the court to “default” {{ other_party_in_case }}  and grant you everything you asked for. To do this, you must have proof that you served {{ other_party_in_case }} according to the rules.</w:t>
@@ -23,225 +23,213 @@
         <w:pStyle w:val="Heading3"/>
       </w:pPr>
       <w:r>
-        <w:t>Tell the court how you served {{ other_party_in_case }}</w:t>
-      </w:r>
-    </w:p>
-    <w:p>
-      <w:pPr>
-        <w:pStyle w:val="BodyText"/>
-      </w:pPr>
-      <w:r>
-        <w:t xml:space="preserve">Fill out a Proof of Service Form, SHC-405:  | </w:t>
-      </w:r>
-      <w:hyperlink r:id="rId5" w:history="1">
-        <w:r>
-          <w:rPr>
-            <w:rStyle w:val="Hyperlink"/>
-          </w:rPr>
-          <w:t>Word</w:t>
-        </w:r>
-      </w:hyperlink>
-      <w:hyperlink r:id="rId6" w:history="1">
-        <w:r>
-          <w:rPr>
-            <w:rStyle w:val="Hyperlink"/>
-          </w:rPr>
-          <w:t>PDF</w:t>
-        </w:r>
-      </w:hyperlink>
-    </w:p>
-    <w:p>
-      <w:pPr>
-        <w:pStyle w:val="Heading3"/>
-      </w:pPr>
-      <w:r>
         <w:t>Ask for a Default</w:t>
       </w:r>
     </w:p>
     <w:p>
       <w:pPr>
-        <w:pStyle w:val="BodyText"/>
+        <w:pStyle w:val="Body"/>
       </w:pPr>
       <w:r>
-        <w:t xml:space="preserve">Fill out a Default Application, SHC-400:  | </w:t>
+        <w:t xml:space="preserve">Fill out a </w:t>
       </w:r>
-      <w:hyperlink r:id="rId7" w:history="1">
-        <w:r>
-          <w:rPr>
-            <w:rStyle w:val="Hyperlink"/>
-          </w:rPr>
-          <w:t>Word</w:t>
-        </w:r>
-      </w:hyperlink>
+      <w:r>
+        <w:rPr>
+          <w:b/>
+        </w:rPr>
+        <w:t>Default</w:t>
+      </w:r>
+      <w:r>
+        <w:rPr>
+          <w:b/>
+        </w:rPr>
+        <w:t xml:space="preserve"> </w:t>
+      </w:r>
+      <w:r>
+        <w:rPr>
+          <w:b/>
+        </w:rPr>
+        <w:t>Application,</w:t>
+      </w:r>
+      <w:r>
+        <w:rPr>
+          <w:b/>
+        </w:rPr>
+        <w:t xml:space="preserve"> DR-952</w:t>
+      </w:r>
+      <w:r>
+        <w:rPr>
+          <w:bCs/>
+        </w:rPr>
+        <w:t xml:space="preserve"> [</w:t>
+      </w:r>
       <w:hyperlink r:id="rId8" w:history="1">
         <w:r>
           <w:rPr>
             <w:rStyle w:val="Hyperlink"/>
+            <w:bCs/>
+            <w:spacing w:val="0"/>
           </w:rPr>
-          <w:t>PDF</w:t>
+          <w:t>Fill in PDF</w:t>
         </w:r>
       </w:hyperlink>
-    </w:p>
-    <w:p>
-      <w:pPr>
-        <w:pStyle w:val="Body"/>
-        <w:rPr>
-          <w:color w:val="C00000"/>
-        </w:rPr>
-      </w:pPr>
       <w:r>
         <w:rPr>
-          <w:color w:val="C00000"/>
+          <w:bCs/>
         </w:rPr>
-        <w:t>{%p if military %}</w:t>
+        <w:t>]</w:t>
       </w:r>
-    </w:p>
-    <w:p>
-      <w:pPr>
-        <w:pStyle w:val="Body"/>
-      </w:pPr>
-      <w:r>
-        <w:t>Be aware that if {{ other_party_in_case }} is on active duty in the military, the court likely will not enter a default judgment right away. The court may appoint a lawyer to the other parent first.</w:t>
-      </w:r>
-    </w:p>
-    <w:p>
-      <w:pPr>
-        <w:pStyle w:val="Body"/>
-      </w:pPr>
       <w:r>
         <w:rPr>
-          <w:color w:val="C00000"/>
+          <w:bCs/>
         </w:rPr>
-        <w:t>{% endif %}</w:t>
-      </w:r>
-    </w:p>
-    <w:p>
-      <w:pPr>
-        <w:pStyle w:val="Heading3"/>
-      </w:pPr>
-      <w:r>
-        <w:t>Serve {{ other_party_in_case }}</w:t>
-      </w:r>
-    </w:p>
-    <w:p>
-      <w:pPr>
-        <w:pStyle w:val="Body"/>
-      </w:pPr>
-      <w:r>
-        <w:t>Mail or hand deliver a copy of your Default Application and copies of all the other forms you are filing to {{ other_party_in_case }}. If you mail the forms, use U.S. first class mail.</w:t>
-      </w:r>
-    </w:p>
-    <w:p>
-      <w:pPr>
-        <w:pStyle w:val="Heading3"/>
-      </w:pPr>
-      <w:r>
-        <w:t>File with the court and find out about a default hearing</w:t>
-      </w:r>
-    </w:p>
-    <w:p>
-      <w:pPr>
-        <w:pStyle w:val="Body"/>
-      </w:pPr>
-      <w:r>
-        <w:t>File your forms and ask your local court if they will contact you, or you need to contact them to schedule a default hearing.</w:t>
-      </w:r>
-    </w:p>
-    <w:p>
-      <w:pPr>
-        <w:pStyle w:val="Heading3"/>
-      </w:pPr>
-      <w:r>
-        <w:t>Links in this step</w:t>
-      </w:r>
-    </w:p>
-    <w:p>
-      <w:pPr>
-        <w:pStyle w:val="Body"/>
-      </w:pPr>
-      <w:r>
-        <w:rPr>
-          <w:b/>
-        </w:rPr>
-        <w:t>Proof of Service Form, SHC-405</w:t>
         <w:br/>
-        <w:t>as a  file</w:t>
-        <w:br/>
-        <w:t>courts.alaska.gov/shc/family/docs/shc-405.doc</w:t>
-        <w:br/>
-        <w:t xml:space="preserve">as a </w:t>
-        <w:br/>
-        <w:t>courts.alaska.gov/shc/family/docs/shc-405n.pdf</w:t>
       </w:r>
       <w:hyperlink r:id="rId9" w:history="1">
         <w:r>
           <w:rPr>
             <w:rStyle w:val="Hyperlink"/>
+            <w:spacing w:val="0"/>
           </w:rPr>
-          <w:t>Word</w:t>
+          <w:t>ak-courts.info/dr952</w:t>
         </w:r>
       </w:hyperlink>
-      <w:proofErr w:type="spellStart"/>
-      <w:proofErr w:type="spellEnd"/>
-      <w:hyperlink r:id="rId10" w:history="1">
-        <w:r>
-          <w:rPr>
-            <w:rStyle w:val="Hyperlink"/>
-          </w:rPr>
-          <w:t>PDF</w:t>
-        </w:r>
-      </w:hyperlink>
-      <w:proofErr w:type="spellStart"/>
-      <w:proofErr w:type="spellEnd"/>
     </w:p>
     <w:p>
       <w:pPr>
         <w:pStyle w:val="Body"/>
+        <w:rPr>
+          <w:color w:val="C00000"/>
+        </w:rPr>
       </w:pPr>
       <w:r>
         <w:rPr>
-          <w:b/>
+          <w:color w:val="C00000"/>
         </w:rPr>
-        <w:t>Default Application, SHC-400</w:t>
-        <w:br/>
-        <w:t>as a  file</w:t>
-        <w:br/>
-        <w:t>courts.alaska.gov/shc/family/docs/shc-400.doc</w:t>
-        <w:br/>
-        <w:t xml:space="preserve">as a </w:t>
-        <w:br/>
-        <w:t>courts.alaska.gov/shc/family/docs/shc-400n.pdf</w:t>
+        <w:t>{%</w:t>
       </w:r>
-      <w:hyperlink r:id="rId11" w:history="1">
-        <w:r>
-          <w:rPr>
-            <w:rStyle w:val="Hyperlink"/>
-          </w:rPr>
-          <w:t>Word</w:t>
-        </w:r>
-      </w:hyperlink>
-      <w:proofErr w:type="spellStart"/>
-      <w:proofErr w:type="spellEnd"/>
-      <w:hyperlink r:id="rId12" w:history="1">
-        <w:r>
-          <w:rPr>
-            <w:rStyle w:val="Hyperlink"/>
-          </w:rPr>
-          <w:t>PDF</w:t>
-        </w:r>
-      </w:hyperlink>
-      <w:proofErr w:type="spellStart"/>
-      <w:proofErr w:type="spellEnd"/>
+      <w:r>
+        <w:rPr>
+          <w:color w:val="C00000"/>
+        </w:rPr>
+        <w:t>p</w:t>
+      </w:r>
+      <w:r>
+        <w:rPr>
+          <w:color w:val="C00000"/>
+        </w:rPr>
+        <w:t xml:space="preserve"> if military %}</w:t>
+      </w:r>
+    </w:p>
+    <w:p>
+      <w:pPr>
+        <w:pStyle w:val="Body"/>
+      </w:pPr>
+      <w:r>
+        <w:t xml:space="preserve">Be aware that if </w:t>
+      </w:r>
+      <w:r>
+        <w:t>{{</w:t>
+      </w:r>
+      <w:r>
+        <w:t xml:space="preserve"> </w:t>
+      </w:r>
+      <w:r>
+        <w:t>other_party_in_case</w:t>
+      </w:r>
+      <w:r>
+        <w:t xml:space="preserve"> </w:t>
+      </w:r>
+      <w:r>
+        <w:t>}}</w:t>
+      </w:r>
+      <w:r>
+        <w:t xml:space="preserve"> is on active duty in the military, the court likely will not enter a default judgment right away. The court may appoint a lawyer </w:t>
+      </w:r>
+      <w:r>
+        <w:t>for</w:t>
+      </w:r>
+      <w:r>
+        <w:t xml:space="preserve"> </w:t>
+      </w:r>
+      <w:r>
+        <w:t>{{</w:t>
+      </w:r>
+      <w:r>
+        <w:t xml:space="preserve"> </w:t>
+      </w:r>
+      <w:r>
+        <w:t>other_party_in_case</w:t>
+      </w:r>
+      <w:r>
+        <w:t xml:space="preserve"> </w:t>
+      </w:r>
+      <w:r>
+        <w:t>}}</w:t>
+      </w:r>
+      <w:r>
+        <w:t xml:space="preserve"> </w:t>
+      </w:r>
+      <w:r>
+        <w:t>first</w:t>
+      </w:r>
+      <w:r>
+        <w:t>.</w:t>
+      </w:r>
+    </w:p>
+    <w:p>
+      <w:pPr>
+        <w:pStyle w:val="Body"/>
+        <w:rPr>
+          <w:color w:val="C00000"/>
+        </w:rPr>
+      </w:pPr>
+      <w:r>
+        <w:rPr>
+          <w:color w:val="C00000"/>
+        </w:rPr>
+        <w:t>{%</w:t>
+      </w:r>
+      <w:r>
+        <w:rPr>
+          <w:color w:val="C00000"/>
+        </w:rPr>
+        <w:t>p</w:t>
+      </w:r>
+      <w:r>
+        <w:rPr>
+          <w:color w:val="C00000"/>
+        </w:rPr>
+        <w:t xml:space="preserve"> endif %}</w:t>
+      </w:r>
+    </w:p>
+    <w:p>
+      <w:pPr>
+        <w:pStyle w:val="Heading3"/>
+      </w:pPr>
+      <w:bookmarkStart w:id="0" w:name="_Hlk236635372"/>
+      <w:r>
+        <w:t xml:space="preserve">File with the court and find out about a default hearing </w:t>
+      </w:r>
+    </w:p>
+    <w:p>
+      <w:pPr>
+        <w:pStyle w:val="Body"/>
+      </w:pPr>
+      <w:r>
+        <w:t>File your forms and ask your local court if they will contact you, or you need to contact them to schedule a default hearing.</w:t>
+      </w:r>
+      <w:bookmarkEnd w:id="0"/>
     </w:p>
     <w:sectPr>
-      <w:headerReference w:type="default" r:id="rId15"/>
-      <w:headerReference w:type="first" r:id="rId16"/>
-      <w:headerReference w:type="even" r:id="rId17"/>
-      <w:footerReference w:type="default" r:id="rId18"/>
-      <w:footerReference w:type="first" r:id="rId19"/>
-      <w:footerReference w:type="even" r:id="rId20"/>
+      <w:headerReference w:type="even" r:id="rId10"/>
+      <w:headerReference w:type="default" r:id="rId11"/>
+      <w:footerReference w:type="even" r:id="rId12"/>
+      <w:footerReference w:type="default" r:id="rId13"/>
+      <w:headerReference w:type="first" r:id="rId14"/>
+      <w:footerReference w:type="first" r:id="rId15"/>
       <w:pgSz w:w="12240" w:h="15840"/>
-      <w:pgMar w:top="720" w:right="720" w:bottom="720" w:left="720" w:header="720" w:footer="720" w:gutter="0"/>
+      <w:pgMar w:top="1440" w:right="1440" w:bottom="1440" w:left="1440" w:header="720" w:footer="720" w:gutter="0"/>
       <w:cols w:space="720"/>
       <w:docGrid w:linePitch="360"/>
     </w:sectPr>
@@ -249,8 +237,33 @@
 </w:document>
 </file>
 
+<file path=word/endnotes.xml><?xml version="1.0" encoding="utf-8"?>
+<w:endnotes xmlns:wpc="http://schemas.microsoft.com/office/word/2010/wordprocessingCanvas" xmlns:cx="http://schemas.microsoft.com/office/drawing/2014/chartex" xmlns:cx1="http://schemas.microsoft.com/office/drawing/2015/9/8/chartex" xmlns:cx2="http://schemas.microsoft.com/office/drawing/2015/10/21/chartex" xmlns:cx3="http://schemas.microsoft.com/office/drawing/2016/5/9/chartex" xmlns:cx4="http://schemas.microsoft.com/office/drawing/2016/5/10/chartex" xmlns:cx5="http://schemas.microsoft.com/office/drawing/2016/5/11/chartex" xmlns:cx6="http://schemas.microsoft.com/office/drawing/2016/5/12/chartex" xmlns:cx7="http://schemas.microsoft.com/office/drawing/2016/5/13/chartex" xmlns:cx8="http://schemas.microsoft.com/office/drawing/2016/5/14/chartex" xmlns:mc="http://schemas.openxmlformats.org/markup-compatibility/2006" xmlns:aink="http://schemas.microsoft.com/office/drawing/2016/ink" xmlns:am3d="http://schemas.microsoft.com/office/drawing/2017/model3d" xmlns:o="urn:schemas-microsoft-com:office:office" xmlns:r="http://schemas.openxmlformats.org/officeDocument/2006/relationships" xmlns:m="http://schemas.openxmlformats.org/officeDocument/2006/math" xmlns:v="urn:schemas-microsoft-com:vml" xmlns:wp14="http://schemas.microsoft.com/office/word/2010/wordprocessingDrawing" xmlns:wp="http://schemas.openxmlformats.org/drawingml/2006/wordprocessingDrawing" xmlns:w10="urn:schemas-microsoft-com:office:word" xmlns:w="http://schemas.openxmlformats.org/wordprocessingml/2006/main" xmlns:w14="http://schemas.microsoft.com/office/word/2010/wordml" xmlns:w15="http://schemas.microsoft.com/office/word/2012/wordml" xmlns:w16cex="http://schemas.microsoft.com/office/word/2018/wordml/cex" xmlns:w16cid="http://schemas.microsoft.com/office/word/2016/wordml/cid" xmlns:w16="http://schemas.microsoft.com/office/word/2018/wordml" xmlns:w16sdtdh="http://schemas.microsoft.com/office/word/2020/wordml/sdtdatahash" xmlns:w16se="http://schemas.microsoft.com/office/word/2015/wordml/symex" xmlns:wpg="http://schemas.microsoft.com/office/word/2010/wordprocessingGroup" xmlns:wpi="http://schemas.microsoft.com/office/word/2010/wordprocessingInk" xmlns:wne="http://schemas.microsoft.com/office/word/2006/wordml" xmlns:wps="http://schemas.microsoft.com/office/word/2010/wordprocessingShape" mc:Ignorable="w14 w15 w16se w16cid w16 w16cex w16sdtdh wp14">
+  <w:endnote w:type="separator" w:id="-1">
+    <w:p>
+      <w:pPr>
+        <w:spacing w:before="0" w:after="0"/>
+      </w:pPr>
+      <w:r>
+        <w:separator/>
+      </w:r>
+    </w:p>
+  </w:endnote>
+  <w:endnote w:type="continuationSeparator" w:id="0">
+    <w:p>
+      <w:pPr>
+        <w:spacing w:before="0" w:after="0"/>
+      </w:pPr>
+      <w:r>
+        <w:continuationSeparator/>
+      </w:r>
+    </w:p>
+  </w:endnote>
+</w:endnotes>
+</file>
+
 <file path=word/footer1.xml><?xml version="1.0" encoding="utf-8"?>
-<w:ftr xmlns:m="http://schemas.openxmlformats.org/officeDocument/2006/math" xmlns:mc="http://schemas.openxmlformats.org/markup-compatibility/2006" xmlns:mo="http://schemas.microsoft.com/office/mac/office/2008/main" xmlns:mv="urn:schemas-microsoft-com:mac:vml" xmlns:o="urn:schemas-microsoft-com:office:office" xmlns:r="http://schemas.openxmlformats.org/officeDocument/2006/relationships" xmlns:v="urn:schemas-microsoft-com:vml" xmlns:w10="urn:schemas-microsoft-com:office:word" xmlns:w14="http://schemas.microsoft.com/office/word/2010/wordml" xmlns:w="http://schemas.openxmlformats.org/wordprocessingml/2006/main" xmlns:wne="http://schemas.microsoft.com/office/word/2006/wordml" xmlns:wp14="http://schemas.microsoft.com/office/word/2010/wordprocessingDrawing" xmlns:wp="http://schemas.openxmlformats.org/drawingml/2006/wordprocessingDrawing" xmlns:wpc="http://schemas.microsoft.com/office/word/2010/wordprocessingCanvas" xmlns:wpg="http://schemas.microsoft.com/office/word/2010/wordprocessingGroup" xmlns:wpi="http://schemas.microsoft.com/office/word/2010/wordprocessingInk" xmlns:wps="http://schemas.microsoft.com/office/word/2010/wordprocessingShape" mc:Ignorable="w14 wp14">
+<w:ftr xmlns:wpc="http://schemas.microsoft.com/office/word/2010/wordprocessingCanvas" xmlns:cx="http://schemas.microsoft.com/office/drawing/2014/chartex" xmlns:cx1="http://schemas.microsoft.com/office/drawing/2015/9/8/chartex" xmlns:cx2="http://schemas.microsoft.com/office/drawing/2015/10/21/chartex" xmlns:cx3="http://schemas.microsoft.com/office/drawing/2016/5/9/chartex" xmlns:cx4="http://schemas.microsoft.com/office/drawing/2016/5/10/chartex" xmlns:cx5="http://schemas.microsoft.com/office/drawing/2016/5/11/chartex" xmlns:cx6="http://schemas.microsoft.com/office/drawing/2016/5/12/chartex" xmlns:cx7="http://schemas.microsoft.com/office/drawing/2016/5/13/chartex" xmlns:cx8="http://schemas.microsoft.com/office/drawing/2016/5/14/chartex" xmlns:mc="http://schemas.openxmlformats.org/markup-compatibility/2006" xmlns:aink="http://schemas.microsoft.com/office/drawing/2016/ink" xmlns:am3d="http://schemas.microsoft.com/office/drawing/2017/model3d" xmlns:o="urn:schemas-microsoft-com:office:office" xmlns:r="http://schemas.openxmlformats.org/officeDocument/2006/relationships" xmlns:m="http://schemas.openxmlformats.org/officeDocument/2006/math" xmlns:v="urn:schemas-microsoft-com:vml" xmlns:wp14="http://schemas.microsoft.com/office/word/2010/wordprocessingDrawing" xmlns:wp="http://schemas.openxmlformats.org/drawingml/2006/wordprocessingDrawing" xmlns:w10="urn:schemas-microsoft-com:office:word" xmlns:w="http://schemas.openxmlformats.org/wordprocessingml/2006/main" xmlns:w14="http://schemas.microsoft.com/office/word/2010/wordml" xmlns:w15="http://schemas.microsoft.com/office/word/2012/wordml" xmlns:w16cex="http://schemas.microsoft.com/office/word/2018/wordml/cex" xmlns:w16cid="http://schemas.microsoft.com/office/word/2016/wordml/cid" xmlns:w16="http://schemas.microsoft.com/office/word/2018/wordml" xmlns:w16sdtdh="http://schemas.microsoft.com/office/word/2020/wordml/sdtdatahash" xmlns:w16se="http://schemas.microsoft.com/office/word/2015/wordml/symex" xmlns:wpg="http://schemas.microsoft.com/office/word/2010/wordprocessingGroup" xmlns:wpi="http://schemas.microsoft.com/office/word/2010/wordprocessingInk" xmlns:wne="http://schemas.microsoft.com/office/word/2006/wordml" xmlns:wps="http://schemas.microsoft.com/office/word/2010/wordprocessingShape" mc:Ignorable="w14 w15 w16se w16cid w16 w16cex w16sdtdh wp14">
   <w:p>
     <w:pPr>
       <w:pStyle w:val="Footer"/>
@@ -260,7 +273,7 @@
 </file>
 
 <file path=word/footer2.xml><?xml version="1.0" encoding="utf-8"?>
-<w:ftr xmlns:m="http://schemas.openxmlformats.org/officeDocument/2006/math" xmlns:mc="http://schemas.openxmlformats.org/markup-compatibility/2006" xmlns:mo="http://schemas.microsoft.com/office/mac/office/2008/main" xmlns:mv="urn:schemas-microsoft-com:mac:vml" xmlns:o="urn:schemas-microsoft-com:office:office" xmlns:r="http://schemas.openxmlformats.org/officeDocument/2006/relationships" xmlns:v="urn:schemas-microsoft-com:vml" xmlns:w10="urn:schemas-microsoft-com:office:word" xmlns:w14="http://schemas.microsoft.com/office/word/2010/wordml" xmlns:w="http://schemas.openxmlformats.org/wordprocessingml/2006/main" xmlns:wne="http://schemas.microsoft.com/office/word/2006/wordml" xmlns:wp14="http://schemas.microsoft.com/office/word/2010/wordprocessingDrawing" xmlns:wp="http://schemas.openxmlformats.org/drawingml/2006/wordprocessingDrawing" xmlns:wpc="http://schemas.microsoft.com/office/word/2010/wordprocessingCanvas" xmlns:wpg="http://schemas.microsoft.com/office/word/2010/wordprocessingGroup" xmlns:wpi="http://schemas.microsoft.com/office/word/2010/wordprocessingInk" xmlns:wps="http://schemas.microsoft.com/office/word/2010/wordprocessingShape" mc:Ignorable="w14 wp14">
+<w:ftr xmlns:wpc="http://schemas.microsoft.com/office/word/2010/wordprocessingCanvas" xmlns:cx="http://schemas.microsoft.com/office/drawing/2014/chartex" xmlns:cx1="http://schemas.microsoft.com/office/drawing/2015/9/8/chartex" xmlns:cx2="http://schemas.microsoft.com/office/drawing/2015/10/21/chartex" xmlns:cx3="http://schemas.microsoft.com/office/drawing/2016/5/9/chartex" xmlns:cx4="http://schemas.microsoft.com/office/drawing/2016/5/10/chartex" xmlns:cx5="http://schemas.microsoft.com/office/drawing/2016/5/11/chartex" xmlns:cx6="http://schemas.microsoft.com/office/drawing/2016/5/12/chartex" xmlns:cx7="http://schemas.microsoft.com/office/drawing/2016/5/13/chartex" xmlns:cx8="http://schemas.microsoft.com/office/drawing/2016/5/14/chartex" xmlns:mc="http://schemas.openxmlformats.org/markup-compatibility/2006" xmlns:aink="http://schemas.microsoft.com/office/drawing/2016/ink" xmlns:am3d="http://schemas.microsoft.com/office/drawing/2017/model3d" xmlns:o="urn:schemas-microsoft-com:office:office" xmlns:r="http://schemas.openxmlformats.org/officeDocument/2006/relationships" xmlns:m="http://schemas.openxmlformats.org/officeDocument/2006/math" xmlns:v="urn:schemas-microsoft-com:vml" xmlns:wp14="http://schemas.microsoft.com/office/word/2010/wordprocessingDrawing" xmlns:wp="http://schemas.openxmlformats.org/drawingml/2006/wordprocessingDrawing" xmlns:w10="urn:schemas-microsoft-com:office:word" xmlns:w="http://schemas.openxmlformats.org/wordprocessingml/2006/main" xmlns:w14="http://schemas.microsoft.com/office/word/2010/wordml" xmlns:w15="http://schemas.microsoft.com/office/word/2012/wordml" xmlns:w16cex="http://schemas.microsoft.com/office/word/2018/wordml/cex" xmlns:w16cid="http://schemas.microsoft.com/office/word/2016/wordml/cid" xmlns:w16="http://schemas.microsoft.com/office/word/2018/wordml" xmlns:w16sdtdh="http://schemas.microsoft.com/office/word/2020/wordml/sdtdatahash" xmlns:w16se="http://schemas.microsoft.com/office/word/2015/wordml/symex" xmlns:wpg="http://schemas.microsoft.com/office/word/2010/wordprocessingGroup" xmlns:wpi="http://schemas.microsoft.com/office/word/2010/wordprocessingInk" xmlns:wne="http://schemas.microsoft.com/office/word/2006/wordml" xmlns:wps="http://schemas.microsoft.com/office/word/2010/wordprocessingShape" mc:Ignorable="w14 w15 w16se w16cid w16 w16cex w16sdtdh wp14">
   <w:p>
     <w:pPr>
       <w:pStyle w:val="Footer"/>
@@ -270,7 +283,7 @@
 </file>
 
 <file path=word/footer3.xml><?xml version="1.0" encoding="utf-8"?>
-<w:ftr xmlns:m="http://schemas.openxmlformats.org/officeDocument/2006/math" xmlns:mc="http://schemas.openxmlformats.org/markup-compatibility/2006" xmlns:mo="http://schemas.microsoft.com/office/mac/office/2008/main" xmlns:mv="urn:schemas-microsoft-com:mac:vml" xmlns:o="urn:schemas-microsoft-com:office:office" xmlns:r="http://schemas.openxmlformats.org/officeDocument/2006/relationships" xmlns:v="urn:schemas-microsoft-com:vml" xmlns:w10="urn:schemas-microsoft-com:office:word" xmlns:w14="http://schemas.microsoft.com/office/word/2010/wordml" xmlns:w="http://schemas.openxmlformats.org/wordprocessingml/2006/main" xmlns:wne="http://schemas.microsoft.com/office/word/2006/wordml" xmlns:wp14="http://schemas.microsoft.com/office/word/2010/wordprocessingDrawing" xmlns:wp="http://schemas.openxmlformats.org/drawingml/2006/wordprocessingDrawing" xmlns:wpc="http://schemas.microsoft.com/office/word/2010/wordprocessingCanvas" xmlns:wpg="http://schemas.microsoft.com/office/word/2010/wordprocessingGroup" xmlns:wpi="http://schemas.microsoft.com/office/word/2010/wordprocessingInk" xmlns:wps="http://schemas.microsoft.com/office/word/2010/wordprocessingShape" mc:Ignorable="w14 wp14">
+<w:ftr xmlns:wpc="http://schemas.microsoft.com/office/word/2010/wordprocessingCanvas" xmlns:cx="http://schemas.microsoft.com/office/drawing/2014/chartex" xmlns:cx1="http://schemas.microsoft.com/office/drawing/2015/9/8/chartex" xmlns:cx2="http://schemas.microsoft.com/office/drawing/2015/10/21/chartex" xmlns:cx3="http://schemas.microsoft.com/office/drawing/2016/5/9/chartex" xmlns:cx4="http://schemas.microsoft.com/office/drawing/2016/5/10/chartex" xmlns:cx5="http://schemas.microsoft.com/office/drawing/2016/5/11/chartex" xmlns:cx6="http://schemas.microsoft.com/office/drawing/2016/5/12/chartex" xmlns:cx7="http://schemas.microsoft.com/office/drawing/2016/5/13/chartex" xmlns:cx8="http://schemas.microsoft.com/office/drawing/2016/5/14/chartex" xmlns:mc="http://schemas.openxmlformats.org/markup-compatibility/2006" xmlns:aink="http://schemas.microsoft.com/office/drawing/2016/ink" xmlns:am3d="http://schemas.microsoft.com/office/drawing/2017/model3d" xmlns:o="urn:schemas-microsoft-com:office:office" xmlns:r="http://schemas.openxmlformats.org/officeDocument/2006/relationships" xmlns:m="http://schemas.openxmlformats.org/officeDocument/2006/math" xmlns:v="urn:schemas-microsoft-com:vml" xmlns:wp14="http://schemas.microsoft.com/office/word/2010/wordprocessingDrawing" xmlns:wp="http://schemas.openxmlformats.org/drawingml/2006/wordprocessingDrawing" xmlns:w10="urn:schemas-microsoft-com:office:word" xmlns:w="http://schemas.openxmlformats.org/wordprocessingml/2006/main" xmlns:w14="http://schemas.microsoft.com/office/word/2010/wordml" xmlns:w15="http://schemas.microsoft.com/office/word/2012/wordml" xmlns:w16cex="http://schemas.microsoft.com/office/word/2018/wordml/cex" xmlns:w16cid="http://schemas.microsoft.com/office/word/2016/wordml/cid" xmlns:w16="http://schemas.microsoft.com/office/word/2018/wordml" xmlns:w16sdtdh="http://schemas.microsoft.com/office/word/2020/wordml/sdtdatahash" xmlns:w16se="http://schemas.microsoft.com/office/word/2015/wordml/symex" xmlns:wpg="http://schemas.microsoft.com/office/word/2010/wordprocessingGroup" xmlns:wpi="http://schemas.microsoft.com/office/word/2010/wordprocessingInk" xmlns:wne="http://schemas.microsoft.com/office/word/2006/wordml" xmlns:wps="http://schemas.microsoft.com/office/word/2010/wordprocessingShape" mc:Ignorable="w14 w15 w16se w16cid w16 w16cex w16sdtdh wp14">
   <w:p>
     <w:pPr>
       <w:pStyle w:val="Footer"/>
@@ -279,8 +292,33 @@
 </w:ftr>
 </file>
 
+<file path=word/footnotes.xml><?xml version="1.0" encoding="utf-8"?>
+<w:footnotes xmlns:wpc="http://schemas.microsoft.com/office/word/2010/wordprocessingCanvas" xmlns:cx="http://schemas.microsoft.com/office/drawing/2014/chartex" xmlns:cx1="http://schemas.microsoft.com/office/drawing/2015/9/8/chartex" xmlns:cx2="http://schemas.microsoft.com/office/drawing/2015/10/21/chartex" xmlns:cx3="http://schemas.microsoft.com/office/drawing/2016/5/9/chartex" xmlns:cx4="http://schemas.microsoft.com/office/drawing/2016/5/10/chartex" xmlns:cx5="http://schemas.microsoft.com/office/drawing/2016/5/11/chartex" xmlns:cx6="http://schemas.microsoft.com/office/drawing/2016/5/12/chartex" xmlns:cx7="http://schemas.microsoft.com/office/drawing/2016/5/13/chartex" xmlns:cx8="http://schemas.microsoft.com/office/drawing/2016/5/14/chartex" xmlns:mc="http://schemas.openxmlformats.org/markup-compatibility/2006" xmlns:aink="http://schemas.microsoft.com/office/drawing/2016/ink" xmlns:am3d="http://schemas.microsoft.com/office/drawing/2017/model3d" xmlns:o="urn:schemas-microsoft-com:office:office" xmlns:r="http://schemas.openxmlformats.org/officeDocument/2006/relationships" xmlns:m="http://schemas.openxmlformats.org/officeDocument/2006/math" xmlns:v="urn:schemas-microsoft-com:vml" xmlns:wp14="http://schemas.microsoft.com/office/word/2010/wordprocessingDrawing" xmlns:wp="http://schemas.openxmlformats.org/drawingml/2006/wordprocessingDrawing" xmlns:w10="urn:schemas-microsoft-com:office:word" xmlns:w="http://schemas.openxmlformats.org/wordprocessingml/2006/main" xmlns:w14="http://schemas.microsoft.com/office/word/2010/wordml" xmlns:w15="http://schemas.microsoft.com/office/word/2012/wordml" xmlns:w16cex="http://schemas.microsoft.com/office/word/2018/wordml/cex" xmlns:w16cid="http://schemas.microsoft.com/office/word/2016/wordml/cid" xmlns:w16="http://schemas.microsoft.com/office/word/2018/wordml" xmlns:w16sdtdh="http://schemas.microsoft.com/office/word/2020/wordml/sdtdatahash" xmlns:w16se="http://schemas.microsoft.com/office/word/2015/wordml/symex" xmlns:wpg="http://schemas.microsoft.com/office/word/2010/wordprocessingGroup" xmlns:wpi="http://schemas.microsoft.com/office/word/2010/wordprocessingInk" xmlns:wne="http://schemas.microsoft.com/office/word/2006/wordml" xmlns:wps="http://schemas.microsoft.com/office/word/2010/wordprocessingShape" mc:Ignorable="w14 w15 w16se w16cid w16 w16cex w16sdtdh wp14">
+  <w:footnote w:type="separator" w:id="-1">
+    <w:p>
+      <w:pPr>
+        <w:spacing w:before="0" w:after="0"/>
+      </w:pPr>
+      <w:r>
+        <w:separator/>
+      </w:r>
+    </w:p>
+  </w:footnote>
+  <w:footnote w:type="continuationSeparator" w:id="0">
+    <w:p>
+      <w:pPr>
+        <w:spacing w:before="0" w:after="0"/>
+      </w:pPr>
+      <w:r>
+        <w:continuationSeparator/>
+      </w:r>
+    </w:p>
+  </w:footnote>
+</w:footnotes>
+</file>
+
 <file path=word/header1.xml><?xml version="1.0" encoding="utf-8"?>
-<w:hdr xmlns:m="http://schemas.openxmlformats.org/officeDocument/2006/math" xmlns:mc="http://schemas.openxmlformats.org/markup-compatibility/2006" xmlns:mo="http://schemas.microsoft.com/office/mac/office/2008/main" xmlns:mv="urn:schemas-microsoft-com:mac:vml" xmlns:o="urn:schemas-microsoft-com:office:office" xmlns:r="http://schemas.openxmlformats.org/officeDocument/2006/relationships" xmlns:v="urn:schemas-microsoft-com:vml" xmlns:w10="urn:schemas-microsoft-com:office:word" xmlns:w14="http://schemas.microsoft.com/office/word/2010/wordml" xmlns:w="http://schemas.openxmlformats.org/wordprocessingml/2006/main" xmlns:wne="http://schemas.microsoft.com/office/word/2006/wordml" xmlns:wp14="http://schemas.microsoft.com/office/word/2010/wordprocessingDrawing" xmlns:wp="http://schemas.openxmlformats.org/drawingml/2006/wordprocessingDrawing" xmlns:wpc="http://schemas.microsoft.com/office/word/2010/wordprocessingCanvas" xmlns:wpg="http://schemas.microsoft.com/office/word/2010/wordprocessingGroup" xmlns:wpi="http://schemas.microsoft.com/office/word/2010/wordprocessingInk" xmlns:wps="http://schemas.microsoft.com/office/word/2010/wordprocessingShape" mc:Ignorable="w14 wp14">
+<w:hdr xmlns:wpc="http://schemas.microsoft.com/office/word/2010/wordprocessingCanvas" xmlns:cx="http://schemas.microsoft.com/office/drawing/2014/chartex" xmlns:cx1="http://schemas.microsoft.com/office/drawing/2015/9/8/chartex" xmlns:cx2="http://schemas.microsoft.com/office/drawing/2015/10/21/chartex" xmlns:cx3="http://schemas.microsoft.com/office/drawing/2016/5/9/chartex" xmlns:cx4="http://schemas.microsoft.com/office/drawing/2016/5/10/chartex" xmlns:cx5="http://schemas.microsoft.com/office/drawing/2016/5/11/chartex" xmlns:cx6="http://schemas.microsoft.com/office/drawing/2016/5/12/chartex" xmlns:cx7="http://schemas.microsoft.com/office/drawing/2016/5/13/chartex" xmlns:cx8="http://schemas.microsoft.com/office/drawing/2016/5/14/chartex" xmlns:mc="http://schemas.openxmlformats.org/markup-compatibility/2006" xmlns:aink="http://schemas.microsoft.com/office/drawing/2016/ink" xmlns:am3d="http://schemas.microsoft.com/office/drawing/2017/model3d" xmlns:o="urn:schemas-microsoft-com:office:office" xmlns:r="http://schemas.openxmlformats.org/officeDocument/2006/relationships" xmlns:m="http://schemas.openxmlformats.org/officeDocument/2006/math" xmlns:v="urn:schemas-microsoft-com:vml" xmlns:wp14="http://schemas.microsoft.com/office/word/2010/wordprocessingDrawing" xmlns:wp="http://schemas.openxmlformats.org/drawingml/2006/wordprocessingDrawing" xmlns:w10="urn:schemas-microsoft-com:office:word" xmlns:w="http://schemas.openxmlformats.org/wordprocessingml/2006/main" xmlns:w14="http://schemas.microsoft.com/office/word/2010/wordml" xmlns:w15="http://schemas.microsoft.com/office/word/2012/wordml" xmlns:w16cex="http://schemas.microsoft.com/office/word/2018/wordml/cex" xmlns:w16cid="http://schemas.microsoft.com/office/word/2016/wordml/cid" xmlns:w16="http://schemas.microsoft.com/office/word/2018/wordml" xmlns:w16sdtdh="http://schemas.microsoft.com/office/word/2020/wordml/sdtdatahash" xmlns:w16se="http://schemas.microsoft.com/office/word/2015/wordml/symex" xmlns:wpg="http://schemas.microsoft.com/office/word/2010/wordprocessingGroup" xmlns:wpi="http://schemas.microsoft.com/office/word/2010/wordprocessingInk" xmlns:wne="http://schemas.microsoft.com/office/word/2006/wordml" xmlns:wps="http://schemas.microsoft.com/office/word/2010/wordprocessingShape" mc:Ignorable="w14 w15 w16se w16cid w16 w16cex w16sdtdh wp14">
   <w:p>
     <w:pPr>
       <w:pStyle w:val="Header"/>
@@ -290,7 +328,7 @@
 </file>
 
 <file path=word/header2.xml><?xml version="1.0" encoding="utf-8"?>
-<w:hdr xmlns:m="http://schemas.openxmlformats.org/officeDocument/2006/math" xmlns:mc="http://schemas.openxmlformats.org/markup-compatibility/2006" xmlns:mo="http://schemas.microsoft.com/office/mac/office/2008/main" xmlns:mv="urn:schemas-microsoft-com:mac:vml" xmlns:o="urn:schemas-microsoft-com:office:office" xmlns:r="http://schemas.openxmlformats.org/officeDocument/2006/relationships" xmlns:v="urn:schemas-microsoft-com:vml" xmlns:w10="urn:schemas-microsoft-com:office:word" xmlns:w14="http://schemas.microsoft.com/office/word/2010/wordml" xmlns:w="http://schemas.openxmlformats.org/wordprocessingml/2006/main" xmlns:wne="http://schemas.microsoft.com/office/word/2006/wordml" xmlns:wp14="http://schemas.microsoft.com/office/word/2010/wordprocessingDrawing" xmlns:wp="http://schemas.openxmlformats.org/drawingml/2006/wordprocessingDrawing" xmlns:wpc="http://schemas.microsoft.com/office/word/2010/wordprocessingCanvas" xmlns:wpg="http://schemas.microsoft.com/office/word/2010/wordprocessingGroup" xmlns:wpi="http://schemas.microsoft.com/office/word/2010/wordprocessingInk" xmlns:wps="http://schemas.microsoft.com/office/word/2010/wordprocessingShape" mc:Ignorable="w14 wp14">
+<w:hdr xmlns:wpc="http://schemas.microsoft.com/office/word/2010/wordprocessingCanvas" xmlns:cx="http://schemas.microsoft.com/office/drawing/2014/chartex" xmlns:cx1="http://schemas.microsoft.com/office/drawing/2015/9/8/chartex" xmlns:cx2="http://schemas.microsoft.com/office/drawing/2015/10/21/chartex" xmlns:cx3="http://schemas.microsoft.com/office/drawing/2016/5/9/chartex" xmlns:cx4="http://schemas.microsoft.com/office/drawing/2016/5/10/chartex" xmlns:cx5="http://schemas.microsoft.com/office/drawing/2016/5/11/chartex" xmlns:cx6="http://schemas.microsoft.com/office/drawing/2016/5/12/chartex" xmlns:cx7="http://schemas.microsoft.com/office/drawing/2016/5/13/chartex" xmlns:cx8="http://schemas.microsoft.com/office/drawing/2016/5/14/chartex" xmlns:mc="http://schemas.openxmlformats.org/markup-compatibility/2006" xmlns:aink="http://schemas.microsoft.com/office/drawing/2016/ink" xmlns:am3d="http://schemas.microsoft.com/office/drawing/2017/model3d" xmlns:o="urn:schemas-microsoft-com:office:office" xmlns:r="http://schemas.openxmlformats.org/officeDocument/2006/relationships" xmlns:m="http://schemas.openxmlformats.org/officeDocument/2006/math" xmlns:v="urn:schemas-microsoft-com:vml" xmlns:wp14="http://schemas.microsoft.com/office/word/2010/wordprocessingDrawing" xmlns:wp="http://schemas.openxmlformats.org/drawingml/2006/wordprocessingDrawing" xmlns:w10="urn:schemas-microsoft-com:office:word" xmlns:w="http://schemas.openxmlformats.org/wordprocessingml/2006/main" xmlns:w14="http://schemas.microsoft.com/office/word/2010/wordml" xmlns:w15="http://schemas.microsoft.com/office/word/2012/wordml" xmlns:w16cex="http://schemas.microsoft.com/office/word/2018/wordml/cex" xmlns:w16cid="http://schemas.microsoft.com/office/word/2016/wordml/cid" xmlns:w16="http://schemas.microsoft.com/office/word/2018/wordml" xmlns:w16sdtdh="http://schemas.microsoft.com/office/word/2020/wordml/sdtdatahash" xmlns:w16se="http://schemas.microsoft.com/office/word/2015/wordml/symex" xmlns:wpg="http://schemas.microsoft.com/office/word/2010/wordprocessingGroup" xmlns:wpi="http://schemas.microsoft.com/office/word/2010/wordprocessingInk" xmlns:wne="http://schemas.microsoft.com/office/word/2006/wordml" xmlns:wps="http://schemas.microsoft.com/office/word/2010/wordprocessingShape" mc:Ignorable="w14 w15 w16se w16cid w16 w16cex w16sdtdh wp14">
   <w:p>
     <w:pPr>
       <w:pStyle w:val="Header"/>
@@ -300,7 +338,7 @@
 </file>
 
 <file path=word/header3.xml><?xml version="1.0" encoding="utf-8"?>
-<w:hdr xmlns:m="http://schemas.openxmlformats.org/officeDocument/2006/math" xmlns:mc="http://schemas.openxmlformats.org/markup-compatibility/2006" xmlns:mo="http://schemas.microsoft.com/office/mac/office/2008/main" xmlns:mv="urn:schemas-microsoft-com:mac:vml" xmlns:o="urn:schemas-microsoft-com:office:office" xmlns:r="http://schemas.openxmlformats.org/officeDocument/2006/relationships" xmlns:v="urn:schemas-microsoft-com:vml" xmlns:w10="urn:schemas-microsoft-com:office:word" xmlns:w14="http://schemas.microsoft.com/office/word/2010/wordml" xmlns:w="http://schemas.openxmlformats.org/wordprocessingml/2006/main" xmlns:wne="http://schemas.microsoft.com/office/word/2006/wordml" xmlns:wp14="http://schemas.microsoft.com/office/word/2010/wordprocessingDrawing" xmlns:wp="http://schemas.openxmlformats.org/drawingml/2006/wordprocessingDrawing" xmlns:wpc="http://schemas.microsoft.com/office/word/2010/wordprocessingCanvas" xmlns:wpg="http://schemas.microsoft.com/office/word/2010/wordprocessingGroup" xmlns:wpi="http://schemas.microsoft.com/office/word/2010/wordprocessingInk" xmlns:wps="http://schemas.microsoft.com/office/word/2010/wordprocessingShape" mc:Ignorable="w14 wp14">
+<w:hdr xmlns:wpc="http://schemas.microsoft.com/office/word/2010/wordprocessingCanvas" xmlns:cx="http://schemas.microsoft.com/office/drawing/2014/chartex" xmlns:cx1="http://schemas.microsoft.com/office/drawing/2015/9/8/chartex" xmlns:cx2="http://schemas.microsoft.com/office/drawing/2015/10/21/chartex" xmlns:cx3="http://schemas.microsoft.com/office/drawing/2016/5/9/chartex" xmlns:cx4="http://schemas.microsoft.com/office/drawing/2016/5/10/chartex" xmlns:cx5="http://schemas.microsoft.com/office/drawing/2016/5/11/chartex" xmlns:cx6="http://schemas.microsoft.com/office/drawing/2016/5/12/chartex" xmlns:cx7="http://schemas.microsoft.com/office/drawing/2016/5/13/chartex" xmlns:cx8="http://schemas.microsoft.com/office/drawing/2016/5/14/chartex" xmlns:mc="http://schemas.openxmlformats.org/markup-compatibility/2006" xmlns:aink="http://schemas.microsoft.com/office/drawing/2016/ink" xmlns:am3d="http://schemas.microsoft.com/office/drawing/2017/model3d" xmlns:o="urn:schemas-microsoft-com:office:office" xmlns:r="http://schemas.openxmlformats.org/officeDocument/2006/relationships" xmlns:m="http://schemas.openxmlformats.org/officeDocument/2006/math" xmlns:v="urn:schemas-microsoft-com:vml" xmlns:wp14="http://schemas.microsoft.com/office/word/2010/wordprocessingDrawing" xmlns:wp="http://schemas.openxmlformats.org/drawingml/2006/wordprocessingDrawing" xmlns:w10="urn:schemas-microsoft-com:office:word" xmlns:w="http://schemas.openxmlformats.org/wordprocessingml/2006/main" xmlns:w14="http://schemas.microsoft.com/office/word/2010/wordml" xmlns:w15="http://schemas.microsoft.com/office/word/2012/wordml" xmlns:w16cex="http://schemas.microsoft.com/office/word/2018/wordml/cex" xmlns:w16cid="http://schemas.microsoft.com/office/word/2016/wordml/cid" xmlns:w16="http://schemas.microsoft.com/office/word/2018/wordml" xmlns:w16sdtdh="http://schemas.microsoft.com/office/word/2020/wordml/sdtdatahash" xmlns:w16se="http://schemas.microsoft.com/office/word/2015/wordml/symex" xmlns:wpg="http://schemas.microsoft.com/office/word/2010/wordprocessingGroup" xmlns:wpi="http://schemas.microsoft.com/office/word/2010/wordprocessingInk" xmlns:wne="http://schemas.microsoft.com/office/word/2006/wordml" xmlns:wps="http://schemas.microsoft.com/office/word/2010/wordprocessingShape" mc:Ignorable="w14 w15 w16se w16cid w16 w16cex w16sdtdh wp14">
   <w:p>
     <w:pPr>
       <w:pStyle w:val="Header"/>
@@ -312,9 +350,9 @@
 <file path=word/numbering.xml><?xml version="1.0" encoding="utf-8"?>
 <w:numbering xmlns:wpc="http://schemas.microsoft.com/office/word/2010/wordprocessingCanvas" xmlns:cx="http://schemas.microsoft.com/office/drawing/2014/chartex" xmlns:cx1="http://schemas.microsoft.com/office/drawing/2015/9/8/chartex" xmlns:cx2="http://schemas.microsoft.com/office/drawing/2015/10/21/chartex" xmlns:cx3="http://schemas.microsoft.com/office/drawing/2016/5/9/chartex" xmlns:cx4="http://schemas.microsoft.com/office/drawing/2016/5/10/chartex" xmlns:cx5="http://schemas.microsoft.com/office/drawing/2016/5/11/chartex" xmlns:cx6="http://schemas.microsoft.com/office/drawing/2016/5/12/chartex" xmlns:cx7="http://schemas.microsoft.com/office/drawing/2016/5/13/chartex" xmlns:cx8="http://schemas.microsoft.com/office/drawing/2016/5/14/chartex" xmlns:mc="http://schemas.openxmlformats.org/markup-compatibility/2006" xmlns:aink="http://schemas.microsoft.com/office/drawing/2016/ink" xmlns:am3d="http://schemas.microsoft.com/office/drawing/2017/model3d" xmlns:o="urn:schemas-microsoft-com:office:office" xmlns:r="http://schemas.openxmlformats.org/officeDocument/2006/relationships" xmlns:m="http://schemas.openxmlformats.org/officeDocument/2006/math" xmlns:v="urn:schemas-microsoft-com:vml" xmlns:wp14="http://schemas.microsoft.com/office/word/2010/wordprocessingDrawing" xmlns:wp="http://schemas.openxmlformats.org/drawingml/2006/wordprocessingDrawing" xmlns:w10="urn:schemas-microsoft-com:office:word" xmlns:w="http://schemas.openxmlformats.org/wordprocessingml/2006/main" xmlns:w14="http://schemas.microsoft.com/office/word/2010/wordml" xmlns:w15="http://schemas.microsoft.com/office/word/2012/wordml" xmlns:w16cex="http://schemas.microsoft.com/office/word/2018/wordml/cex" xmlns:w16cid="http://schemas.microsoft.com/office/word/2016/wordml/cid" xmlns:w16="http://schemas.microsoft.com/office/word/2018/wordml" xmlns:w16sdtdh="http://schemas.microsoft.com/office/word/2020/wordml/sdtdatahash" xmlns:w16se="http://schemas.microsoft.com/office/word/2015/wordml/symex" xmlns:wpg="http://schemas.microsoft.com/office/word/2010/wordprocessingGroup" xmlns:wpi="http://schemas.microsoft.com/office/word/2010/wordprocessingInk" xmlns:wne="http://schemas.microsoft.com/office/word/2006/wordml" xmlns:wps="http://schemas.microsoft.com/office/word/2010/wordprocessingShape" mc:Ignorable="w14 w15 w16se w16cid w16 w16cex w16sdtdh wp14">
   <w:abstractNum w:abstractNumId="0" w15:restartNumberingAfterBreak="0">
-    <w:nsid w:val="080E39ED"/>
+    <w:nsid w:val="05DE4CE4"/>
     <w:multiLevelType w:val="hybridMultilevel"/>
-    <w:tmpl w:val="0AEECBBA"/>
+    <w:tmpl w:val="2730E84A"/>
     <w:lvl w:ilvl="0" w:tplc="04090001">
       <w:start w:val="1"/>
       <w:numFmt w:val="bullet"/>
@@ -336,7 +374,7 @@
         <w:ind w:left="1440" w:hanging="360"/>
       </w:pPr>
       <w:rPr>
-        <w:rFonts w:ascii="Courier New" w:hAnsi="Courier New" w:hint="default"/>
+        <w:rFonts w:ascii="Courier New" w:hAnsi="Courier New" w:cs="Courier New" w:hint="default"/>
       </w:rPr>
     </w:lvl>
     <w:lvl w:ilvl="2" w:tplc="04090005" w:tentative="1">
@@ -372,7 +410,7 @@
         <w:ind w:left="3600" w:hanging="360"/>
       </w:pPr>
       <w:rPr>
-        <w:rFonts w:ascii="Courier New" w:hAnsi="Courier New" w:hint="default"/>
+        <w:rFonts w:ascii="Courier New" w:hAnsi="Courier New" w:cs="Courier New" w:hint="default"/>
       </w:rPr>
     </w:lvl>
     <w:lvl w:ilvl="5" w:tplc="04090005" w:tentative="1">
@@ -408,7 +446,7 @@
         <w:ind w:left="5760" w:hanging="360"/>
       </w:pPr>
       <w:rPr>
-        <w:rFonts w:ascii="Courier New" w:hAnsi="Courier New" w:hint="default"/>
+        <w:rFonts w:ascii="Courier New" w:hAnsi="Courier New" w:cs="Courier New" w:hint="default"/>
       </w:rPr>
     </w:lvl>
     <w:lvl w:ilvl="8" w:tplc="04090005" w:tentative="1">
@@ -603,6 +641,95 @@
     </w:lvl>
   </w:abstractNum>
   <w:abstractNum w:abstractNumId="3" w15:restartNumberingAfterBreak="0">
+    <w:nsid w:val="0D1462D9"/>
+    <w:multiLevelType w:val="hybridMultilevel"/>
+    <w:tmpl w:val="CCDEEA7A"/>
+    <w:lvl w:ilvl="0" w:tplc="0409000F">
+      <w:start w:val="1"/>
+      <w:numFmt w:val="decimal"/>
+      <w:lvlText w:val="%1."/>
+      <w:lvlJc w:val="left"/>
+      <w:pPr>
+        <w:ind w:left="720" w:hanging="360"/>
+      </w:pPr>
+      <w:rPr>
+        <w:rFonts w:hint="default"/>
+      </w:rPr>
+    </w:lvl>
+    <w:lvl w:ilvl="1" w:tplc="04090019" w:tentative="1">
+      <w:start w:val="1"/>
+      <w:numFmt w:val="lowerLetter"/>
+      <w:lvlText w:val="%2."/>
+      <w:lvlJc w:val="left"/>
+      <w:pPr>
+        <w:ind w:left="1440" w:hanging="360"/>
+      </w:pPr>
+    </w:lvl>
+    <w:lvl w:ilvl="2" w:tplc="0409001B" w:tentative="1">
+      <w:start w:val="1"/>
+      <w:numFmt w:val="lowerRoman"/>
+      <w:lvlText w:val="%3."/>
+      <w:lvlJc w:val="right"/>
+      <w:pPr>
+        <w:ind w:left="2160" w:hanging="180"/>
+      </w:pPr>
+    </w:lvl>
+    <w:lvl w:ilvl="3" w:tplc="0409000F" w:tentative="1">
+      <w:start w:val="1"/>
+      <w:numFmt w:val="decimal"/>
+      <w:lvlText w:val="%4."/>
+      <w:lvlJc w:val="left"/>
+      <w:pPr>
+        <w:ind w:left="2880" w:hanging="360"/>
+      </w:pPr>
+    </w:lvl>
+    <w:lvl w:ilvl="4" w:tplc="04090019" w:tentative="1">
+      <w:start w:val="1"/>
+      <w:numFmt w:val="lowerLetter"/>
+      <w:lvlText w:val="%5."/>
+      <w:lvlJc w:val="left"/>
+      <w:pPr>
+        <w:ind w:left="3600" w:hanging="360"/>
+      </w:pPr>
+    </w:lvl>
+    <w:lvl w:ilvl="5" w:tplc="0409001B" w:tentative="1">
+      <w:start w:val="1"/>
+      <w:numFmt w:val="lowerRoman"/>
+      <w:lvlText w:val="%6."/>
+      <w:lvlJc w:val="right"/>
+      <w:pPr>
+        <w:ind w:left="4320" w:hanging="180"/>
+      </w:pPr>
+    </w:lvl>
+    <w:lvl w:ilvl="6" w:tplc="0409000F" w:tentative="1">
+      <w:start w:val="1"/>
+      <w:numFmt w:val="decimal"/>
+      <w:lvlText w:val="%7."/>
+      <w:lvlJc w:val="left"/>
+      <w:pPr>
+        <w:ind w:left="5040" w:hanging="360"/>
+      </w:pPr>
+    </w:lvl>
+    <w:lvl w:ilvl="7" w:tplc="04090019" w:tentative="1">
+      <w:start w:val="1"/>
+      <w:numFmt w:val="lowerLetter"/>
+      <w:lvlText w:val="%8."/>
+      <w:lvlJc w:val="left"/>
+      <w:pPr>
+        <w:ind w:left="5760" w:hanging="360"/>
+      </w:pPr>
+    </w:lvl>
+    <w:lvl w:ilvl="8" w:tplc="0409001B" w:tentative="1">
+      <w:start w:val="1"/>
+      <w:numFmt w:val="lowerRoman"/>
+      <w:lvlText w:val="%9."/>
+      <w:lvlJc w:val="right"/>
+      <w:pPr>
+        <w:ind w:left="6480" w:hanging="180"/>
+      </w:pPr>
+    </w:lvl>
+  </w:abstractNum>
+  <w:abstractNum w:abstractNumId="4" w15:restartNumberingAfterBreak="0">
     <w:nsid w:val="0DEA069D"/>
     <w:multiLevelType w:val="multilevel"/>
     <w:tmpl w:val="450C4EF6"/>
@@ -737,119 +864,6 @@
           <w:tab w:val="num" w:pos="0"/>
         </w:tabs>
         <w:ind w:left="6480" w:hanging="360"/>
-      </w:pPr>
-      <w:rPr>
-        <w:rFonts w:ascii="Wingdings" w:hAnsi="Wingdings" w:hint="default"/>
-      </w:rPr>
-    </w:lvl>
-  </w:abstractNum>
-  <w:abstractNum w:abstractNumId="4" w15:restartNumberingAfterBreak="0">
-    <w:nsid w:val="12AC0F43"/>
-    <w:multiLevelType w:val="hybridMultilevel"/>
-    <w:tmpl w:val="7794E722"/>
-    <w:lvl w:ilvl="0" w:tplc="04090001">
-      <w:start w:val="1"/>
-      <w:numFmt w:val="bullet"/>
-      <w:lvlText w:val=""/>
-      <w:lvlJc w:val="left"/>
-      <w:pPr>
-        <w:ind w:left="883" w:hanging="360"/>
-      </w:pPr>
-      <w:rPr>
-        <w:rFonts w:ascii="Symbol" w:hAnsi="Symbol" w:hint="default"/>
-      </w:rPr>
-    </w:lvl>
-    <w:lvl w:ilvl="1" w:tplc="04090003" w:tentative="1">
-      <w:start w:val="1"/>
-      <w:numFmt w:val="bullet"/>
-      <w:lvlText w:val="o"/>
-      <w:lvlJc w:val="left"/>
-      <w:pPr>
-        <w:ind w:left="1603" w:hanging="360"/>
-      </w:pPr>
-      <w:rPr>
-        <w:rFonts w:ascii="Courier New" w:hAnsi="Courier New" w:cs="Courier New" w:hint="default"/>
-      </w:rPr>
-    </w:lvl>
-    <w:lvl w:ilvl="2" w:tplc="04090005" w:tentative="1">
-      <w:start w:val="1"/>
-      <w:numFmt w:val="bullet"/>
-      <w:lvlText w:val=""/>
-      <w:lvlJc w:val="left"/>
-      <w:pPr>
-        <w:ind w:left="2323" w:hanging="360"/>
-      </w:pPr>
-      <w:rPr>
-        <w:rFonts w:ascii="Wingdings" w:hAnsi="Wingdings" w:hint="default"/>
-      </w:rPr>
-    </w:lvl>
-    <w:lvl w:ilvl="3" w:tplc="04090001" w:tentative="1">
-      <w:start w:val="1"/>
-      <w:numFmt w:val="bullet"/>
-      <w:lvlText w:val=""/>
-      <w:lvlJc w:val="left"/>
-      <w:pPr>
-        <w:ind w:left="3043" w:hanging="360"/>
-      </w:pPr>
-      <w:rPr>
-        <w:rFonts w:ascii="Symbol" w:hAnsi="Symbol" w:hint="default"/>
-      </w:rPr>
-    </w:lvl>
-    <w:lvl w:ilvl="4" w:tplc="04090003" w:tentative="1">
-      <w:start w:val="1"/>
-      <w:numFmt w:val="bullet"/>
-      <w:lvlText w:val="o"/>
-      <w:lvlJc w:val="left"/>
-      <w:pPr>
-        <w:ind w:left="3763" w:hanging="360"/>
-      </w:pPr>
-      <w:rPr>
-        <w:rFonts w:ascii="Courier New" w:hAnsi="Courier New" w:cs="Courier New" w:hint="default"/>
-      </w:rPr>
-    </w:lvl>
-    <w:lvl w:ilvl="5" w:tplc="04090005" w:tentative="1">
-      <w:start w:val="1"/>
-      <w:numFmt w:val="bullet"/>
-      <w:lvlText w:val=""/>
-      <w:lvlJc w:val="left"/>
-      <w:pPr>
-        <w:ind w:left="4483" w:hanging="360"/>
-      </w:pPr>
-      <w:rPr>
-        <w:rFonts w:ascii="Wingdings" w:hAnsi="Wingdings" w:hint="default"/>
-      </w:rPr>
-    </w:lvl>
-    <w:lvl w:ilvl="6" w:tplc="04090001" w:tentative="1">
-      <w:start w:val="1"/>
-      <w:numFmt w:val="bullet"/>
-      <w:lvlText w:val=""/>
-      <w:lvlJc w:val="left"/>
-      <w:pPr>
-        <w:ind w:left="5203" w:hanging="360"/>
-      </w:pPr>
-      <w:rPr>
-        <w:rFonts w:ascii="Symbol" w:hAnsi="Symbol" w:hint="default"/>
-      </w:rPr>
-    </w:lvl>
-    <w:lvl w:ilvl="7" w:tplc="04090003" w:tentative="1">
-      <w:start w:val="1"/>
-      <w:numFmt w:val="bullet"/>
-      <w:lvlText w:val="o"/>
-      <w:lvlJc w:val="left"/>
-      <w:pPr>
-        <w:ind w:left="5923" w:hanging="360"/>
-      </w:pPr>
-      <w:rPr>
-        <w:rFonts w:ascii="Courier New" w:hAnsi="Courier New" w:cs="Courier New" w:hint="default"/>
-      </w:rPr>
-    </w:lvl>
-    <w:lvl w:ilvl="8" w:tplc="04090005" w:tentative="1">
-      <w:start w:val="1"/>
-      <w:numFmt w:val="bullet"/>
-      <w:lvlText w:val=""/>
-      <w:lvlJc w:val="left"/>
-      <w:pPr>
-        <w:ind w:left="6643" w:hanging="360"/>
       </w:pPr>
       <w:rPr>
         <w:rFonts w:ascii="Wingdings" w:hAnsi="Wingdings" w:hint="default"/>
@@ -947,6 +961,232 @@
     </w:lvl>
   </w:abstractNum>
   <w:abstractNum w:abstractNumId="6" w15:restartNumberingAfterBreak="0">
+    <w:nsid w:val="1ADC3058"/>
+    <w:multiLevelType w:val="hybridMultilevel"/>
+    <w:tmpl w:val="B0149EAA"/>
+    <w:lvl w:ilvl="0" w:tplc="04090001">
+      <w:start w:val="1"/>
+      <w:numFmt w:val="bullet"/>
+      <w:lvlText w:val=""/>
+      <w:lvlJc w:val="left"/>
+      <w:pPr>
+        <w:ind w:left="720" w:hanging="360"/>
+      </w:pPr>
+      <w:rPr>
+        <w:rFonts w:ascii="Symbol" w:hAnsi="Symbol" w:hint="default"/>
+      </w:rPr>
+    </w:lvl>
+    <w:lvl w:ilvl="1" w:tplc="04090003" w:tentative="1">
+      <w:start w:val="1"/>
+      <w:numFmt w:val="bullet"/>
+      <w:lvlText w:val="o"/>
+      <w:lvlJc w:val="left"/>
+      <w:pPr>
+        <w:ind w:left="1440" w:hanging="360"/>
+      </w:pPr>
+      <w:rPr>
+        <w:rFonts w:ascii="Courier New" w:hAnsi="Courier New" w:cs="Courier New" w:hint="default"/>
+      </w:rPr>
+    </w:lvl>
+    <w:lvl w:ilvl="2" w:tplc="04090005" w:tentative="1">
+      <w:start w:val="1"/>
+      <w:numFmt w:val="bullet"/>
+      <w:lvlText w:val=""/>
+      <w:lvlJc w:val="left"/>
+      <w:pPr>
+        <w:ind w:left="2160" w:hanging="360"/>
+      </w:pPr>
+      <w:rPr>
+        <w:rFonts w:ascii="Wingdings" w:hAnsi="Wingdings" w:hint="default"/>
+      </w:rPr>
+    </w:lvl>
+    <w:lvl w:ilvl="3" w:tplc="04090001" w:tentative="1">
+      <w:start w:val="1"/>
+      <w:numFmt w:val="bullet"/>
+      <w:lvlText w:val=""/>
+      <w:lvlJc w:val="left"/>
+      <w:pPr>
+        <w:ind w:left="2880" w:hanging="360"/>
+      </w:pPr>
+      <w:rPr>
+        <w:rFonts w:ascii="Symbol" w:hAnsi="Symbol" w:hint="default"/>
+      </w:rPr>
+    </w:lvl>
+    <w:lvl w:ilvl="4" w:tplc="04090003" w:tentative="1">
+      <w:start w:val="1"/>
+      <w:numFmt w:val="bullet"/>
+      <w:lvlText w:val="o"/>
+      <w:lvlJc w:val="left"/>
+      <w:pPr>
+        <w:ind w:left="3600" w:hanging="360"/>
+      </w:pPr>
+      <w:rPr>
+        <w:rFonts w:ascii="Courier New" w:hAnsi="Courier New" w:cs="Courier New" w:hint="default"/>
+      </w:rPr>
+    </w:lvl>
+    <w:lvl w:ilvl="5" w:tplc="04090005" w:tentative="1">
+      <w:start w:val="1"/>
+      <w:numFmt w:val="bullet"/>
+      <w:lvlText w:val=""/>
+      <w:lvlJc w:val="left"/>
+      <w:pPr>
+        <w:ind w:left="4320" w:hanging="360"/>
+      </w:pPr>
+      <w:rPr>
+        <w:rFonts w:ascii="Wingdings" w:hAnsi="Wingdings" w:hint="default"/>
+      </w:rPr>
+    </w:lvl>
+    <w:lvl w:ilvl="6" w:tplc="04090001" w:tentative="1">
+      <w:start w:val="1"/>
+      <w:numFmt w:val="bullet"/>
+      <w:lvlText w:val=""/>
+      <w:lvlJc w:val="left"/>
+      <w:pPr>
+        <w:ind w:left="5040" w:hanging="360"/>
+      </w:pPr>
+      <w:rPr>
+        <w:rFonts w:ascii="Symbol" w:hAnsi="Symbol" w:hint="default"/>
+      </w:rPr>
+    </w:lvl>
+    <w:lvl w:ilvl="7" w:tplc="04090003" w:tentative="1">
+      <w:start w:val="1"/>
+      <w:numFmt w:val="bullet"/>
+      <w:lvlText w:val="o"/>
+      <w:lvlJc w:val="left"/>
+      <w:pPr>
+        <w:ind w:left="5760" w:hanging="360"/>
+      </w:pPr>
+      <w:rPr>
+        <w:rFonts w:ascii="Courier New" w:hAnsi="Courier New" w:cs="Courier New" w:hint="default"/>
+      </w:rPr>
+    </w:lvl>
+    <w:lvl w:ilvl="8" w:tplc="04090005" w:tentative="1">
+      <w:start w:val="1"/>
+      <w:numFmt w:val="bullet"/>
+      <w:lvlText w:val=""/>
+      <w:lvlJc w:val="left"/>
+      <w:pPr>
+        <w:ind w:left="6480" w:hanging="360"/>
+      </w:pPr>
+      <w:rPr>
+        <w:rFonts w:ascii="Wingdings" w:hAnsi="Wingdings" w:hint="default"/>
+      </w:rPr>
+    </w:lvl>
+  </w:abstractNum>
+  <w:abstractNum w:abstractNumId="7" w15:restartNumberingAfterBreak="0">
+    <w:nsid w:val="24157C7C"/>
+    <w:multiLevelType w:val="hybridMultilevel"/>
+    <w:tmpl w:val="FB28CEFE"/>
+    <w:lvl w:ilvl="0" w:tplc="04090001">
+      <w:start w:val="1"/>
+      <w:numFmt w:val="bullet"/>
+      <w:lvlText w:val=""/>
+      <w:lvlJc w:val="left"/>
+      <w:pPr>
+        <w:ind w:left="720" w:hanging="360"/>
+      </w:pPr>
+      <w:rPr>
+        <w:rFonts w:ascii="Symbol" w:hAnsi="Symbol" w:hint="default"/>
+      </w:rPr>
+    </w:lvl>
+    <w:lvl w:ilvl="1" w:tplc="04090003" w:tentative="1">
+      <w:start w:val="1"/>
+      <w:numFmt w:val="bullet"/>
+      <w:lvlText w:val="o"/>
+      <w:lvlJc w:val="left"/>
+      <w:pPr>
+        <w:ind w:left="1440" w:hanging="360"/>
+      </w:pPr>
+      <w:rPr>
+        <w:rFonts w:ascii="Courier New" w:hAnsi="Courier New" w:cs="Courier New" w:hint="default"/>
+      </w:rPr>
+    </w:lvl>
+    <w:lvl w:ilvl="2" w:tplc="04090005" w:tentative="1">
+      <w:start w:val="1"/>
+      <w:numFmt w:val="bullet"/>
+      <w:lvlText w:val=""/>
+      <w:lvlJc w:val="left"/>
+      <w:pPr>
+        <w:ind w:left="2160" w:hanging="360"/>
+      </w:pPr>
+      <w:rPr>
+        <w:rFonts w:ascii="Wingdings" w:hAnsi="Wingdings" w:hint="default"/>
+      </w:rPr>
+    </w:lvl>
+    <w:lvl w:ilvl="3" w:tplc="04090001" w:tentative="1">
+      <w:start w:val="1"/>
+      <w:numFmt w:val="bullet"/>
+      <w:lvlText w:val=""/>
+      <w:lvlJc w:val="left"/>
+      <w:pPr>
+        <w:ind w:left="2880" w:hanging="360"/>
+      </w:pPr>
+      <w:rPr>
+        <w:rFonts w:ascii="Symbol" w:hAnsi="Symbol" w:hint="default"/>
+      </w:rPr>
+    </w:lvl>
+    <w:lvl w:ilvl="4" w:tplc="04090003" w:tentative="1">
+      <w:start w:val="1"/>
+      <w:numFmt w:val="bullet"/>
+      <w:lvlText w:val="o"/>
+      <w:lvlJc w:val="left"/>
+      <w:pPr>
+        <w:ind w:left="3600" w:hanging="360"/>
+      </w:pPr>
+      <w:rPr>
+        <w:rFonts w:ascii="Courier New" w:hAnsi="Courier New" w:cs="Courier New" w:hint="default"/>
+      </w:rPr>
+    </w:lvl>
+    <w:lvl w:ilvl="5" w:tplc="04090005" w:tentative="1">
+      <w:start w:val="1"/>
+      <w:numFmt w:val="bullet"/>
+      <w:lvlText w:val=""/>
+      <w:lvlJc w:val="left"/>
+      <w:pPr>
+        <w:ind w:left="4320" w:hanging="360"/>
+      </w:pPr>
+      <w:rPr>
+        <w:rFonts w:ascii="Wingdings" w:hAnsi="Wingdings" w:hint="default"/>
+      </w:rPr>
+    </w:lvl>
+    <w:lvl w:ilvl="6" w:tplc="04090001" w:tentative="1">
+      <w:start w:val="1"/>
+      <w:numFmt w:val="bullet"/>
+      <w:lvlText w:val=""/>
+      <w:lvlJc w:val="left"/>
+      <w:pPr>
+        <w:ind w:left="5040" w:hanging="360"/>
+      </w:pPr>
+      <w:rPr>
+        <w:rFonts w:ascii="Symbol" w:hAnsi="Symbol" w:hint="default"/>
+      </w:rPr>
+    </w:lvl>
+    <w:lvl w:ilvl="7" w:tplc="04090003" w:tentative="1">
+      <w:start w:val="1"/>
+      <w:numFmt w:val="bullet"/>
+      <w:lvlText w:val="o"/>
+      <w:lvlJc w:val="left"/>
+      <w:pPr>
+        <w:ind w:left="5760" w:hanging="360"/>
+      </w:pPr>
+      <w:rPr>
+        <w:rFonts w:ascii="Courier New" w:hAnsi="Courier New" w:cs="Courier New" w:hint="default"/>
+      </w:rPr>
+    </w:lvl>
+    <w:lvl w:ilvl="8" w:tplc="04090005" w:tentative="1">
+      <w:start w:val="1"/>
+      <w:numFmt w:val="bullet"/>
+      <w:lvlText w:val=""/>
+      <w:lvlJc w:val="left"/>
+      <w:pPr>
+        <w:ind w:left="6480" w:hanging="360"/>
+      </w:pPr>
+      <w:rPr>
+        <w:rFonts w:ascii="Wingdings" w:hAnsi="Wingdings" w:hint="default"/>
+      </w:rPr>
+    </w:lvl>
+  </w:abstractNum>
+  <w:abstractNum w:abstractNumId="8" w15:restartNumberingAfterBreak="0">
     <w:nsid w:val="253D4794"/>
     <w:multiLevelType w:val="multilevel"/>
     <w:tmpl w:val="8C80AB36"/>
@@ -1059,7 +1299,7 @@
       </w:rPr>
     </w:lvl>
   </w:abstractNum>
-  <w:abstractNum w:abstractNumId="7" w15:restartNumberingAfterBreak="0">
+  <w:abstractNum w:abstractNumId="9" w15:restartNumberingAfterBreak="0">
     <w:nsid w:val="27FF20A5"/>
     <w:multiLevelType w:val="hybridMultilevel"/>
     <w:tmpl w:val="9036D3D8"/>
@@ -1174,7 +1414,7 @@
       </w:rPr>
     </w:lvl>
   </w:abstractNum>
-  <w:abstractNum w:abstractNumId="8" w15:restartNumberingAfterBreak="0">
+  <w:abstractNum w:abstractNumId="10" w15:restartNumberingAfterBreak="0">
     <w:nsid w:val="296F3872"/>
     <w:multiLevelType w:val="hybridMultilevel"/>
     <w:tmpl w:val="5E9E6A2E"/>
@@ -1288,7 +1528,7 @@
       </w:rPr>
     </w:lvl>
   </w:abstractNum>
-  <w:abstractNum w:abstractNumId="9" w15:restartNumberingAfterBreak="0">
+  <w:abstractNum w:abstractNumId="11" w15:restartNumberingAfterBreak="0">
     <w:nsid w:val="4803540D"/>
     <w:multiLevelType w:val="hybridMultilevel"/>
     <w:tmpl w:val="CC58063A"/>
@@ -1402,7 +1642,7 @@
       </w:rPr>
     </w:lvl>
   </w:abstractNum>
-  <w:abstractNum w:abstractNumId="10" w15:restartNumberingAfterBreak="0">
+  <w:abstractNum w:abstractNumId="12" w15:restartNumberingAfterBreak="0">
     <w:nsid w:val="492F4D8F"/>
     <w:multiLevelType w:val="hybridMultilevel"/>
     <w:tmpl w:val="F62C94DE"/>
@@ -1516,7 +1756,551 @@
       </w:rPr>
     </w:lvl>
   </w:abstractNum>
-  <w:abstractNum w:abstractNumId="11" w15:restartNumberingAfterBreak="0">
+  <w:abstractNum w:abstractNumId="13" w15:restartNumberingAfterBreak="0">
+    <w:nsid w:val="4C7148DC"/>
+    <w:multiLevelType w:val="hybridMultilevel"/>
+    <w:tmpl w:val="9514B16E"/>
+    <w:lvl w:ilvl="0" w:tplc="0508718A">
+      <w:start w:val="1"/>
+      <w:numFmt w:val="decimal"/>
+      <w:lvlText w:val="%1."/>
+      <w:lvlJc w:val="left"/>
+      <w:pPr>
+        <w:ind w:left="405" w:hanging="360"/>
+      </w:pPr>
+      <w:rPr>
+        <w:rFonts w:cs="Times New Roman" w:hint="default"/>
+      </w:rPr>
+    </w:lvl>
+    <w:lvl w:ilvl="1" w:tplc="04090003">
+      <w:start w:val="1"/>
+      <w:numFmt w:val="bullet"/>
+      <w:lvlText w:val="o"/>
+      <w:lvlJc w:val="left"/>
+      <w:pPr>
+        <w:ind w:left="1440" w:hanging="360"/>
+      </w:pPr>
+      <w:rPr>
+        <w:rFonts w:ascii="Courier New" w:hAnsi="Courier New" w:cs="Courier New" w:hint="default"/>
+      </w:rPr>
+    </w:lvl>
+    <w:lvl w:ilvl="2" w:tplc="0409001B" w:tentative="1">
+      <w:start w:val="1"/>
+      <w:numFmt w:val="lowerRoman"/>
+      <w:lvlText w:val="%3."/>
+      <w:lvlJc w:val="right"/>
+      <w:pPr>
+        <w:ind w:left="2160" w:hanging="180"/>
+      </w:pPr>
+    </w:lvl>
+    <w:lvl w:ilvl="3" w:tplc="0409000F" w:tentative="1">
+      <w:start w:val="1"/>
+      <w:numFmt w:val="decimal"/>
+      <w:lvlText w:val="%4."/>
+      <w:lvlJc w:val="left"/>
+      <w:pPr>
+        <w:ind w:left="2880" w:hanging="360"/>
+      </w:pPr>
+    </w:lvl>
+    <w:lvl w:ilvl="4" w:tplc="04090019" w:tentative="1">
+      <w:start w:val="1"/>
+      <w:numFmt w:val="lowerLetter"/>
+      <w:lvlText w:val="%5."/>
+      <w:lvlJc w:val="left"/>
+      <w:pPr>
+        <w:ind w:left="3600" w:hanging="360"/>
+      </w:pPr>
+    </w:lvl>
+    <w:lvl w:ilvl="5" w:tplc="0409001B" w:tentative="1">
+      <w:start w:val="1"/>
+      <w:numFmt w:val="lowerRoman"/>
+      <w:lvlText w:val="%6."/>
+      <w:lvlJc w:val="right"/>
+      <w:pPr>
+        <w:ind w:left="4320" w:hanging="180"/>
+      </w:pPr>
+    </w:lvl>
+    <w:lvl w:ilvl="6" w:tplc="0409000F" w:tentative="1">
+      <w:start w:val="1"/>
+      <w:numFmt w:val="decimal"/>
+      <w:lvlText w:val="%7."/>
+      <w:lvlJc w:val="left"/>
+      <w:pPr>
+        <w:ind w:left="5040" w:hanging="360"/>
+      </w:pPr>
+    </w:lvl>
+    <w:lvl w:ilvl="7" w:tplc="04090019" w:tentative="1">
+      <w:start w:val="1"/>
+      <w:numFmt w:val="lowerLetter"/>
+      <w:lvlText w:val="%8."/>
+      <w:lvlJc w:val="left"/>
+      <w:pPr>
+        <w:ind w:left="5760" w:hanging="360"/>
+      </w:pPr>
+    </w:lvl>
+    <w:lvl w:ilvl="8" w:tplc="0409001B" w:tentative="1">
+      <w:start w:val="1"/>
+      <w:numFmt w:val="lowerRoman"/>
+      <w:lvlText w:val="%9."/>
+      <w:lvlJc w:val="right"/>
+      <w:pPr>
+        <w:ind w:left="6480" w:hanging="180"/>
+      </w:pPr>
+    </w:lvl>
+  </w:abstractNum>
+  <w:abstractNum w:abstractNumId="14" w15:restartNumberingAfterBreak="0">
+    <w:nsid w:val="531F1630"/>
+    <w:multiLevelType w:val="hybridMultilevel"/>
+    <w:tmpl w:val="DFE00FD2"/>
+    <w:lvl w:ilvl="0" w:tplc="04090001">
+      <w:start w:val="1"/>
+      <w:numFmt w:val="bullet"/>
+      <w:lvlText w:val=""/>
+      <w:lvlJc w:val="left"/>
+      <w:pPr>
+        <w:ind w:left="720" w:hanging="360"/>
+      </w:pPr>
+      <w:rPr>
+        <w:rFonts w:ascii="Symbol" w:hAnsi="Symbol" w:hint="default"/>
+      </w:rPr>
+    </w:lvl>
+    <w:lvl w:ilvl="1" w:tplc="04090003" w:tentative="1">
+      <w:start w:val="1"/>
+      <w:numFmt w:val="bullet"/>
+      <w:lvlText w:val="o"/>
+      <w:lvlJc w:val="left"/>
+      <w:pPr>
+        <w:ind w:left="1440" w:hanging="360"/>
+      </w:pPr>
+      <w:rPr>
+        <w:rFonts w:ascii="Courier New" w:hAnsi="Courier New" w:cs="Courier New" w:hint="default"/>
+      </w:rPr>
+    </w:lvl>
+    <w:lvl w:ilvl="2" w:tplc="04090005" w:tentative="1">
+      <w:start w:val="1"/>
+      <w:numFmt w:val="bullet"/>
+      <w:lvlText w:val=""/>
+      <w:lvlJc w:val="left"/>
+      <w:pPr>
+        <w:ind w:left="2160" w:hanging="360"/>
+      </w:pPr>
+      <w:rPr>
+        <w:rFonts w:ascii="Wingdings" w:hAnsi="Wingdings" w:hint="default"/>
+      </w:rPr>
+    </w:lvl>
+    <w:lvl w:ilvl="3" w:tplc="04090001" w:tentative="1">
+      <w:start w:val="1"/>
+      <w:numFmt w:val="bullet"/>
+      <w:lvlText w:val=""/>
+      <w:lvlJc w:val="left"/>
+      <w:pPr>
+        <w:ind w:left="2880" w:hanging="360"/>
+      </w:pPr>
+      <w:rPr>
+        <w:rFonts w:ascii="Symbol" w:hAnsi="Symbol" w:hint="default"/>
+      </w:rPr>
+    </w:lvl>
+    <w:lvl w:ilvl="4" w:tplc="04090003" w:tentative="1">
+      <w:start w:val="1"/>
+      <w:numFmt w:val="bullet"/>
+      <w:lvlText w:val="o"/>
+      <w:lvlJc w:val="left"/>
+      <w:pPr>
+        <w:ind w:left="3600" w:hanging="360"/>
+      </w:pPr>
+      <w:rPr>
+        <w:rFonts w:ascii="Courier New" w:hAnsi="Courier New" w:cs="Courier New" w:hint="default"/>
+      </w:rPr>
+    </w:lvl>
+    <w:lvl w:ilvl="5" w:tplc="04090005" w:tentative="1">
+      <w:start w:val="1"/>
+      <w:numFmt w:val="bullet"/>
+      <w:lvlText w:val=""/>
+      <w:lvlJc w:val="left"/>
+      <w:pPr>
+        <w:ind w:left="4320" w:hanging="360"/>
+      </w:pPr>
+      <w:rPr>
+        <w:rFonts w:ascii="Wingdings" w:hAnsi="Wingdings" w:hint="default"/>
+      </w:rPr>
+    </w:lvl>
+    <w:lvl w:ilvl="6" w:tplc="04090001" w:tentative="1">
+      <w:start w:val="1"/>
+      <w:numFmt w:val="bullet"/>
+      <w:lvlText w:val=""/>
+      <w:lvlJc w:val="left"/>
+      <w:pPr>
+        <w:ind w:left="5040" w:hanging="360"/>
+      </w:pPr>
+      <w:rPr>
+        <w:rFonts w:ascii="Symbol" w:hAnsi="Symbol" w:hint="default"/>
+      </w:rPr>
+    </w:lvl>
+    <w:lvl w:ilvl="7" w:tplc="04090003" w:tentative="1">
+      <w:start w:val="1"/>
+      <w:numFmt w:val="bullet"/>
+      <w:lvlText w:val="o"/>
+      <w:lvlJc w:val="left"/>
+      <w:pPr>
+        <w:ind w:left="5760" w:hanging="360"/>
+      </w:pPr>
+      <w:rPr>
+        <w:rFonts w:ascii="Courier New" w:hAnsi="Courier New" w:cs="Courier New" w:hint="default"/>
+      </w:rPr>
+    </w:lvl>
+    <w:lvl w:ilvl="8" w:tplc="04090005" w:tentative="1">
+      <w:start w:val="1"/>
+      <w:numFmt w:val="bullet"/>
+      <w:lvlText w:val=""/>
+      <w:lvlJc w:val="left"/>
+      <w:pPr>
+        <w:ind w:left="6480" w:hanging="360"/>
+      </w:pPr>
+      <w:rPr>
+        <w:rFonts w:ascii="Wingdings" w:hAnsi="Wingdings" w:hint="default"/>
+      </w:rPr>
+    </w:lvl>
+  </w:abstractNum>
+  <w:abstractNum w:abstractNumId="15" w15:restartNumberingAfterBreak="0">
+    <w:nsid w:val="611F1F7C"/>
+    <w:multiLevelType w:val="hybridMultilevel"/>
+    <w:tmpl w:val="10226E08"/>
+    <w:lvl w:ilvl="0" w:tplc="0409000F">
+      <w:start w:val="1"/>
+      <w:numFmt w:val="decimal"/>
+      <w:lvlText w:val="%1."/>
+      <w:lvlJc w:val="left"/>
+      <w:pPr>
+        <w:ind w:left="720" w:hanging="360"/>
+      </w:pPr>
+      <w:rPr>
+        <w:rFonts w:hint="default"/>
+      </w:rPr>
+    </w:lvl>
+    <w:lvl w:ilvl="1" w:tplc="04090003">
+      <w:start w:val="1"/>
+      <w:numFmt w:val="bullet"/>
+      <w:lvlText w:val="o"/>
+      <w:lvlJc w:val="left"/>
+      <w:pPr>
+        <w:ind w:left="1440" w:hanging="360"/>
+      </w:pPr>
+      <w:rPr>
+        <w:rFonts w:ascii="Courier New" w:hAnsi="Courier New" w:cs="Courier New" w:hint="default"/>
+      </w:rPr>
+    </w:lvl>
+    <w:lvl w:ilvl="2" w:tplc="04090005">
+      <w:start w:val="1"/>
+      <w:numFmt w:val="bullet"/>
+      <w:lvlText w:val=""/>
+      <w:lvlJc w:val="left"/>
+      <w:pPr>
+        <w:ind w:left="2160" w:hanging="360"/>
+      </w:pPr>
+      <w:rPr>
+        <w:rFonts w:ascii="Wingdings" w:hAnsi="Wingdings" w:hint="default"/>
+      </w:rPr>
+    </w:lvl>
+    <w:lvl w:ilvl="3" w:tplc="CCD0DF34">
+      <w:start w:val="1"/>
+      <w:numFmt w:val="bullet"/>
+      <w:lvlText w:val=""/>
+      <w:lvlJc w:val="left"/>
+      <w:pPr>
+        <w:ind w:left="2880" w:hanging="360"/>
+      </w:pPr>
+      <w:rPr>
+        <w:rFonts w:ascii="Symbol" w:hAnsi="Symbol" w:hint="default"/>
+      </w:rPr>
+    </w:lvl>
+    <w:lvl w:ilvl="4" w:tplc="04090003">
+      <w:start w:val="1"/>
+      <w:numFmt w:val="bullet"/>
+      <w:lvlText w:val="o"/>
+      <w:lvlJc w:val="left"/>
+      <w:pPr>
+        <w:ind w:left="3600" w:hanging="360"/>
+      </w:pPr>
+      <w:rPr>
+        <w:rFonts w:ascii="Courier New" w:hAnsi="Courier New" w:cs="Courier New" w:hint="default"/>
+      </w:rPr>
+    </w:lvl>
+    <w:lvl w:ilvl="5" w:tplc="04090005" w:tentative="1">
+      <w:start w:val="1"/>
+      <w:numFmt w:val="bullet"/>
+      <w:lvlText w:val=""/>
+      <w:lvlJc w:val="left"/>
+      <w:pPr>
+        <w:ind w:left="4320" w:hanging="360"/>
+      </w:pPr>
+      <w:rPr>
+        <w:rFonts w:ascii="Wingdings" w:hAnsi="Wingdings" w:hint="default"/>
+      </w:rPr>
+    </w:lvl>
+    <w:lvl w:ilvl="6" w:tplc="04090001" w:tentative="1">
+      <w:start w:val="1"/>
+      <w:numFmt w:val="bullet"/>
+      <w:lvlText w:val=""/>
+      <w:lvlJc w:val="left"/>
+      <w:pPr>
+        <w:ind w:left="5040" w:hanging="360"/>
+      </w:pPr>
+      <w:rPr>
+        <w:rFonts w:ascii="Symbol" w:hAnsi="Symbol" w:hint="default"/>
+      </w:rPr>
+    </w:lvl>
+    <w:lvl w:ilvl="7" w:tplc="04090003" w:tentative="1">
+      <w:start w:val="1"/>
+      <w:numFmt w:val="bullet"/>
+      <w:lvlText w:val="o"/>
+      <w:lvlJc w:val="left"/>
+      <w:pPr>
+        <w:ind w:left="5760" w:hanging="360"/>
+      </w:pPr>
+      <w:rPr>
+        <w:rFonts w:ascii="Courier New" w:hAnsi="Courier New" w:cs="Courier New" w:hint="default"/>
+      </w:rPr>
+    </w:lvl>
+    <w:lvl w:ilvl="8" w:tplc="04090005" w:tentative="1">
+      <w:start w:val="1"/>
+      <w:numFmt w:val="bullet"/>
+      <w:lvlText w:val=""/>
+      <w:lvlJc w:val="left"/>
+      <w:pPr>
+        <w:ind w:left="6480" w:hanging="360"/>
+      </w:pPr>
+      <w:rPr>
+        <w:rFonts w:ascii="Wingdings" w:hAnsi="Wingdings" w:hint="default"/>
+      </w:rPr>
+    </w:lvl>
+  </w:abstractNum>
+  <w:abstractNum w:abstractNumId="16" w15:restartNumberingAfterBreak="0">
+    <w:nsid w:val="638A68F4"/>
+    <w:multiLevelType w:val="hybridMultilevel"/>
+    <w:tmpl w:val="3B6E5B4A"/>
+    <w:lvl w:ilvl="0" w:tplc="04090001">
+      <w:start w:val="1"/>
+      <w:numFmt w:val="bullet"/>
+      <w:lvlText w:val=""/>
+      <w:lvlJc w:val="left"/>
+      <w:pPr>
+        <w:ind w:left="720" w:hanging="360"/>
+      </w:pPr>
+      <w:rPr>
+        <w:rFonts w:ascii="Symbol" w:hAnsi="Symbol" w:hint="default"/>
+      </w:rPr>
+    </w:lvl>
+    <w:lvl w:ilvl="1" w:tplc="04090003" w:tentative="1">
+      <w:start w:val="1"/>
+      <w:numFmt w:val="bullet"/>
+      <w:lvlText w:val="o"/>
+      <w:lvlJc w:val="left"/>
+      <w:pPr>
+        <w:ind w:left="1440" w:hanging="360"/>
+      </w:pPr>
+      <w:rPr>
+        <w:rFonts w:ascii="Courier New" w:hAnsi="Courier New" w:cs="Courier New" w:hint="default"/>
+      </w:rPr>
+    </w:lvl>
+    <w:lvl w:ilvl="2" w:tplc="04090005" w:tentative="1">
+      <w:start w:val="1"/>
+      <w:numFmt w:val="bullet"/>
+      <w:lvlText w:val=""/>
+      <w:lvlJc w:val="left"/>
+      <w:pPr>
+        <w:ind w:left="2160" w:hanging="360"/>
+      </w:pPr>
+      <w:rPr>
+        <w:rFonts w:ascii="Wingdings" w:hAnsi="Wingdings" w:hint="default"/>
+      </w:rPr>
+    </w:lvl>
+    <w:lvl w:ilvl="3" w:tplc="04090001" w:tentative="1">
+      <w:start w:val="1"/>
+      <w:numFmt w:val="bullet"/>
+      <w:lvlText w:val=""/>
+      <w:lvlJc w:val="left"/>
+      <w:pPr>
+        <w:ind w:left="2880" w:hanging="360"/>
+      </w:pPr>
+      <w:rPr>
+        <w:rFonts w:ascii="Symbol" w:hAnsi="Symbol" w:hint="default"/>
+      </w:rPr>
+    </w:lvl>
+    <w:lvl w:ilvl="4" w:tplc="04090003" w:tentative="1">
+      <w:start w:val="1"/>
+      <w:numFmt w:val="bullet"/>
+      <w:lvlText w:val="o"/>
+      <w:lvlJc w:val="left"/>
+      <w:pPr>
+        <w:ind w:left="3600" w:hanging="360"/>
+      </w:pPr>
+      <w:rPr>
+        <w:rFonts w:ascii="Courier New" w:hAnsi="Courier New" w:cs="Courier New" w:hint="default"/>
+      </w:rPr>
+    </w:lvl>
+    <w:lvl w:ilvl="5" w:tplc="04090005" w:tentative="1">
+      <w:start w:val="1"/>
+      <w:numFmt w:val="bullet"/>
+      <w:lvlText w:val=""/>
+      <w:lvlJc w:val="left"/>
+      <w:pPr>
+        <w:ind w:left="4320" w:hanging="360"/>
+      </w:pPr>
+      <w:rPr>
+        <w:rFonts w:ascii="Wingdings" w:hAnsi="Wingdings" w:hint="default"/>
+      </w:rPr>
+    </w:lvl>
+    <w:lvl w:ilvl="6" w:tplc="04090001" w:tentative="1">
+      <w:start w:val="1"/>
+      <w:numFmt w:val="bullet"/>
+      <w:lvlText w:val=""/>
+      <w:lvlJc w:val="left"/>
+      <w:pPr>
+        <w:ind w:left="5040" w:hanging="360"/>
+      </w:pPr>
+      <w:rPr>
+        <w:rFonts w:ascii="Symbol" w:hAnsi="Symbol" w:hint="default"/>
+      </w:rPr>
+    </w:lvl>
+    <w:lvl w:ilvl="7" w:tplc="04090003" w:tentative="1">
+      <w:start w:val="1"/>
+      <w:numFmt w:val="bullet"/>
+      <w:lvlText w:val="o"/>
+      <w:lvlJc w:val="left"/>
+      <w:pPr>
+        <w:ind w:left="5760" w:hanging="360"/>
+      </w:pPr>
+      <w:rPr>
+        <w:rFonts w:ascii="Courier New" w:hAnsi="Courier New" w:cs="Courier New" w:hint="default"/>
+      </w:rPr>
+    </w:lvl>
+    <w:lvl w:ilvl="8" w:tplc="04090005" w:tentative="1">
+      <w:start w:val="1"/>
+      <w:numFmt w:val="bullet"/>
+      <w:lvlText w:val=""/>
+      <w:lvlJc w:val="left"/>
+      <w:pPr>
+        <w:ind w:left="6480" w:hanging="360"/>
+      </w:pPr>
+      <w:rPr>
+        <w:rFonts w:ascii="Wingdings" w:hAnsi="Wingdings" w:hint="default"/>
+      </w:rPr>
+    </w:lvl>
+  </w:abstractNum>
+  <w:abstractNum w:abstractNumId="17" w15:restartNumberingAfterBreak="0">
+    <w:nsid w:val="64AC5E92"/>
+    <w:multiLevelType w:val="hybridMultilevel"/>
+    <w:tmpl w:val="9EACC232"/>
+    <w:lvl w:ilvl="0" w:tplc="04090001">
+      <w:start w:val="1"/>
+      <w:numFmt w:val="bullet"/>
+      <w:lvlText w:val=""/>
+      <w:lvlJc w:val="left"/>
+      <w:pPr>
+        <w:ind w:left="720" w:hanging="360"/>
+      </w:pPr>
+      <w:rPr>
+        <w:rFonts w:ascii="Symbol" w:hAnsi="Symbol" w:hint="default"/>
+      </w:rPr>
+    </w:lvl>
+    <w:lvl w:ilvl="1" w:tplc="04090003" w:tentative="1">
+      <w:start w:val="1"/>
+      <w:numFmt w:val="bullet"/>
+      <w:lvlText w:val="o"/>
+      <w:lvlJc w:val="left"/>
+      <w:pPr>
+        <w:ind w:left="1440" w:hanging="360"/>
+      </w:pPr>
+      <w:rPr>
+        <w:rFonts w:ascii="Courier New" w:hAnsi="Courier New" w:cs="Courier New" w:hint="default"/>
+      </w:rPr>
+    </w:lvl>
+    <w:lvl w:ilvl="2" w:tplc="04090005" w:tentative="1">
+      <w:start w:val="1"/>
+      <w:numFmt w:val="bullet"/>
+      <w:lvlText w:val=""/>
+      <w:lvlJc w:val="left"/>
+      <w:pPr>
+        <w:ind w:left="2160" w:hanging="360"/>
+      </w:pPr>
+      <w:rPr>
+        <w:rFonts w:ascii="Wingdings" w:hAnsi="Wingdings" w:hint="default"/>
+      </w:rPr>
+    </w:lvl>
+    <w:lvl w:ilvl="3" w:tplc="04090001" w:tentative="1">
+      <w:start w:val="1"/>
+      <w:numFmt w:val="bullet"/>
+      <w:lvlText w:val=""/>
+      <w:lvlJc w:val="left"/>
+      <w:pPr>
+        <w:ind w:left="2880" w:hanging="360"/>
+      </w:pPr>
+      <w:rPr>
+        <w:rFonts w:ascii="Symbol" w:hAnsi="Symbol" w:hint="default"/>
+      </w:rPr>
+    </w:lvl>
+    <w:lvl w:ilvl="4" w:tplc="04090003" w:tentative="1">
+      <w:start w:val="1"/>
+      <w:numFmt w:val="bullet"/>
+      <w:lvlText w:val="o"/>
+      <w:lvlJc w:val="left"/>
+      <w:pPr>
+        <w:ind w:left="3600" w:hanging="360"/>
+      </w:pPr>
+      <w:rPr>
+        <w:rFonts w:ascii="Courier New" w:hAnsi="Courier New" w:cs="Courier New" w:hint="default"/>
+      </w:rPr>
+    </w:lvl>
+    <w:lvl w:ilvl="5" w:tplc="04090005" w:tentative="1">
+      <w:start w:val="1"/>
+      <w:numFmt w:val="bullet"/>
+      <w:lvlText w:val=""/>
+      <w:lvlJc w:val="left"/>
+      <w:pPr>
+        <w:ind w:left="4320" w:hanging="360"/>
+      </w:pPr>
+      <w:rPr>
+        <w:rFonts w:ascii="Wingdings" w:hAnsi="Wingdings" w:hint="default"/>
+      </w:rPr>
+    </w:lvl>
+    <w:lvl w:ilvl="6" w:tplc="04090001" w:tentative="1">
+      <w:start w:val="1"/>
+      <w:numFmt w:val="bullet"/>
+      <w:lvlText w:val=""/>
+      <w:lvlJc w:val="left"/>
+      <w:pPr>
+        <w:ind w:left="5040" w:hanging="360"/>
+      </w:pPr>
+      <w:rPr>
+        <w:rFonts w:ascii="Symbol" w:hAnsi="Symbol" w:hint="default"/>
+      </w:rPr>
+    </w:lvl>
+    <w:lvl w:ilvl="7" w:tplc="04090003" w:tentative="1">
+      <w:start w:val="1"/>
+      <w:numFmt w:val="bullet"/>
+      <w:lvlText w:val="o"/>
+      <w:lvlJc w:val="left"/>
+      <w:pPr>
+        <w:ind w:left="5760" w:hanging="360"/>
+      </w:pPr>
+      <w:rPr>
+        <w:rFonts w:ascii="Courier New" w:hAnsi="Courier New" w:cs="Courier New" w:hint="default"/>
+      </w:rPr>
+    </w:lvl>
+    <w:lvl w:ilvl="8" w:tplc="04090005" w:tentative="1">
+      <w:start w:val="1"/>
+      <w:numFmt w:val="bullet"/>
+      <w:lvlText w:val=""/>
+      <w:lvlJc w:val="left"/>
+      <w:pPr>
+        <w:ind w:left="6480" w:hanging="360"/>
+      </w:pPr>
+      <w:rPr>
+        <w:rFonts w:ascii="Wingdings" w:hAnsi="Wingdings" w:hint="default"/>
+      </w:rPr>
+    </w:lvl>
+  </w:abstractNum>
+  <w:abstractNum w:abstractNumId="18" w15:restartNumberingAfterBreak="0">
     <w:nsid w:val="6B961852"/>
     <w:multiLevelType w:val="hybridMultilevel"/>
     <w:tmpl w:val="DAAECE10"/>
@@ -1609,32 +2393,270 @@
       </w:pPr>
     </w:lvl>
   </w:abstractNum>
+  <w:abstractNum w:abstractNumId="19" w15:restartNumberingAfterBreak="0">
+    <w:nsid w:val="6CDA3512"/>
+    <w:multiLevelType w:val="multilevel"/>
+    <w:tmpl w:val="3EE4416E"/>
+    <w:lvl w:ilvl="0">
+      <w:start w:val="1"/>
+      <w:numFmt w:val="bullet"/>
+      <w:lvlText w:val=""/>
+      <w:lvlJc w:val="left"/>
+      <w:pPr>
+        <w:tabs>
+          <w:tab w:val="num" w:pos="720"/>
+        </w:tabs>
+        <w:ind w:left="720" w:hanging="360"/>
+      </w:pPr>
+      <w:rPr>
+        <w:rFonts w:ascii="Symbol" w:hAnsi="Symbol" w:hint="default"/>
+        <w:sz w:val="20"/>
+      </w:rPr>
+    </w:lvl>
+    <w:lvl w:ilvl="1" w:tentative="1">
+      <w:start w:val="1"/>
+      <w:numFmt w:val="bullet"/>
+      <w:lvlText w:val="o"/>
+      <w:lvlJc w:val="left"/>
+      <w:pPr>
+        <w:tabs>
+          <w:tab w:val="num" w:pos="1440"/>
+        </w:tabs>
+        <w:ind w:left="1440" w:hanging="360"/>
+      </w:pPr>
+      <w:rPr>
+        <w:rFonts w:ascii="Courier New" w:hAnsi="Courier New" w:hint="default"/>
+        <w:sz w:val="20"/>
+      </w:rPr>
+    </w:lvl>
+    <w:lvl w:ilvl="2" w:tentative="1">
+      <w:start w:val="1"/>
+      <w:numFmt w:val="bullet"/>
+      <w:lvlText w:val=""/>
+      <w:lvlJc w:val="left"/>
+      <w:pPr>
+        <w:tabs>
+          <w:tab w:val="num" w:pos="2160"/>
+        </w:tabs>
+        <w:ind w:left="2160" w:hanging="360"/>
+      </w:pPr>
+      <w:rPr>
+        <w:rFonts w:ascii="Wingdings" w:hAnsi="Wingdings" w:hint="default"/>
+        <w:sz w:val="20"/>
+      </w:rPr>
+    </w:lvl>
+    <w:lvl w:ilvl="3" w:tentative="1">
+      <w:start w:val="1"/>
+      <w:numFmt w:val="bullet"/>
+      <w:lvlText w:val=""/>
+      <w:lvlJc w:val="left"/>
+      <w:pPr>
+        <w:tabs>
+          <w:tab w:val="num" w:pos="2880"/>
+        </w:tabs>
+        <w:ind w:left="2880" w:hanging="360"/>
+      </w:pPr>
+      <w:rPr>
+        <w:rFonts w:ascii="Wingdings" w:hAnsi="Wingdings" w:hint="default"/>
+        <w:sz w:val="20"/>
+      </w:rPr>
+    </w:lvl>
+    <w:lvl w:ilvl="4" w:tentative="1">
+      <w:start w:val="1"/>
+      <w:numFmt w:val="bullet"/>
+      <w:lvlText w:val=""/>
+      <w:lvlJc w:val="left"/>
+      <w:pPr>
+        <w:tabs>
+          <w:tab w:val="num" w:pos="3600"/>
+        </w:tabs>
+        <w:ind w:left="3600" w:hanging="360"/>
+      </w:pPr>
+      <w:rPr>
+        <w:rFonts w:ascii="Wingdings" w:hAnsi="Wingdings" w:hint="default"/>
+        <w:sz w:val="20"/>
+      </w:rPr>
+    </w:lvl>
+    <w:lvl w:ilvl="5" w:tentative="1">
+      <w:start w:val="1"/>
+      <w:numFmt w:val="bullet"/>
+      <w:lvlText w:val=""/>
+      <w:lvlJc w:val="left"/>
+      <w:pPr>
+        <w:tabs>
+          <w:tab w:val="num" w:pos="4320"/>
+        </w:tabs>
+        <w:ind w:left="4320" w:hanging="360"/>
+      </w:pPr>
+      <w:rPr>
+        <w:rFonts w:ascii="Wingdings" w:hAnsi="Wingdings" w:hint="default"/>
+        <w:sz w:val="20"/>
+      </w:rPr>
+    </w:lvl>
+    <w:lvl w:ilvl="6" w:tentative="1">
+      <w:start w:val="1"/>
+      <w:numFmt w:val="bullet"/>
+      <w:lvlText w:val=""/>
+      <w:lvlJc w:val="left"/>
+      <w:pPr>
+        <w:tabs>
+          <w:tab w:val="num" w:pos="5040"/>
+        </w:tabs>
+        <w:ind w:left="5040" w:hanging="360"/>
+      </w:pPr>
+      <w:rPr>
+        <w:rFonts w:ascii="Wingdings" w:hAnsi="Wingdings" w:hint="default"/>
+        <w:sz w:val="20"/>
+      </w:rPr>
+    </w:lvl>
+    <w:lvl w:ilvl="7" w:tentative="1">
+      <w:start w:val="1"/>
+      <w:numFmt w:val="bullet"/>
+      <w:lvlText w:val=""/>
+      <w:lvlJc w:val="left"/>
+      <w:pPr>
+        <w:tabs>
+          <w:tab w:val="num" w:pos="5760"/>
+        </w:tabs>
+        <w:ind w:left="5760" w:hanging="360"/>
+      </w:pPr>
+      <w:rPr>
+        <w:rFonts w:ascii="Wingdings" w:hAnsi="Wingdings" w:hint="default"/>
+        <w:sz w:val="20"/>
+      </w:rPr>
+    </w:lvl>
+    <w:lvl w:ilvl="8" w:tentative="1">
+      <w:start w:val="1"/>
+      <w:numFmt w:val="bullet"/>
+      <w:lvlText w:val=""/>
+      <w:lvlJc w:val="left"/>
+      <w:pPr>
+        <w:tabs>
+          <w:tab w:val="num" w:pos="6480"/>
+        </w:tabs>
+        <w:ind w:left="6480" w:hanging="360"/>
+      </w:pPr>
+      <w:rPr>
+        <w:rFonts w:ascii="Wingdings" w:hAnsi="Wingdings" w:hint="default"/>
+        <w:sz w:val="20"/>
+      </w:rPr>
+    </w:lvl>
+  </w:abstractNum>
+  <w:abstractNum w:abstractNumId="20" w15:restartNumberingAfterBreak="0">
+    <w:nsid w:val="713E3126"/>
+    <w:multiLevelType w:val="hybridMultilevel"/>
+    <w:tmpl w:val="641E3398"/>
+    <w:lvl w:ilvl="0" w:tplc="04090001">
+      <w:start w:val="1"/>
+      <w:numFmt w:val="bullet"/>
+      <w:lvlText w:val=""/>
+      <w:lvlJc w:val="left"/>
+      <w:pPr>
+        <w:ind w:left="1440" w:hanging="360"/>
+      </w:pPr>
+      <w:rPr>
+        <w:rFonts w:ascii="Symbol" w:hAnsi="Symbol" w:hint="default"/>
+      </w:rPr>
+    </w:lvl>
+    <w:lvl w:ilvl="1" w:tplc="04090019" w:tentative="1">
+      <w:start w:val="1"/>
+      <w:numFmt w:val="lowerLetter"/>
+      <w:lvlText w:val="%2."/>
+      <w:lvlJc w:val="left"/>
+      <w:pPr>
+        <w:ind w:left="2160" w:hanging="360"/>
+      </w:pPr>
+    </w:lvl>
+    <w:lvl w:ilvl="2" w:tplc="0409001B" w:tentative="1">
+      <w:start w:val="1"/>
+      <w:numFmt w:val="lowerRoman"/>
+      <w:lvlText w:val="%3."/>
+      <w:lvlJc w:val="right"/>
+      <w:pPr>
+        <w:ind w:left="2880" w:hanging="180"/>
+      </w:pPr>
+    </w:lvl>
+    <w:lvl w:ilvl="3" w:tplc="0409000F" w:tentative="1">
+      <w:start w:val="1"/>
+      <w:numFmt w:val="decimal"/>
+      <w:lvlText w:val="%4."/>
+      <w:lvlJc w:val="left"/>
+      <w:pPr>
+        <w:ind w:left="3600" w:hanging="360"/>
+      </w:pPr>
+    </w:lvl>
+    <w:lvl w:ilvl="4" w:tplc="04090019" w:tentative="1">
+      <w:start w:val="1"/>
+      <w:numFmt w:val="lowerLetter"/>
+      <w:lvlText w:val="%5."/>
+      <w:lvlJc w:val="left"/>
+      <w:pPr>
+        <w:ind w:left="4320" w:hanging="360"/>
+      </w:pPr>
+    </w:lvl>
+    <w:lvl w:ilvl="5" w:tplc="0409001B" w:tentative="1">
+      <w:start w:val="1"/>
+      <w:numFmt w:val="lowerRoman"/>
+      <w:lvlText w:val="%6."/>
+      <w:lvlJc w:val="right"/>
+      <w:pPr>
+        <w:ind w:left="5040" w:hanging="180"/>
+      </w:pPr>
+    </w:lvl>
+    <w:lvl w:ilvl="6" w:tplc="0409000F" w:tentative="1">
+      <w:start w:val="1"/>
+      <w:numFmt w:val="decimal"/>
+      <w:lvlText w:val="%7."/>
+      <w:lvlJc w:val="left"/>
+      <w:pPr>
+        <w:ind w:left="5760" w:hanging="360"/>
+      </w:pPr>
+    </w:lvl>
+    <w:lvl w:ilvl="7" w:tplc="04090019" w:tentative="1">
+      <w:start w:val="1"/>
+      <w:numFmt w:val="lowerLetter"/>
+      <w:lvlText w:val="%8."/>
+      <w:lvlJc w:val="left"/>
+      <w:pPr>
+        <w:ind w:left="6480" w:hanging="360"/>
+      </w:pPr>
+    </w:lvl>
+    <w:lvl w:ilvl="8" w:tplc="0409001B" w:tentative="1">
+      <w:start w:val="1"/>
+      <w:numFmt w:val="lowerRoman"/>
+      <w:lvlText w:val="%9."/>
+      <w:lvlJc w:val="right"/>
+      <w:pPr>
+        <w:ind w:left="7200" w:hanging="180"/>
+      </w:pPr>
+    </w:lvl>
+  </w:abstractNum>
   <w:num w:numId="1">
+    <w:abstractNumId w:val="10"/>
+  </w:num>
+  <w:num w:numId="2">
     <w:abstractNumId w:val="8"/>
   </w:num>
-  <w:num w:numId="2">
-    <w:abstractNumId w:val="6"/>
-  </w:num>
   <w:num w:numId="3">
-    <w:abstractNumId w:val="7"/>
+    <w:abstractNumId w:val="9"/>
   </w:num>
   <w:num w:numId="4">
-    <w:abstractNumId w:val="3"/>
+    <w:abstractNumId w:val="4"/>
   </w:num>
   <w:num w:numId="5">
-    <w:abstractNumId w:val="11"/>
+    <w:abstractNumId w:val="18"/>
   </w:num>
   <w:num w:numId="6">
-    <w:abstractNumId w:val="10"/>
+    <w:abstractNumId w:val="12"/>
   </w:num>
   <w:num w:numId="7">
-    <w:abstractNumId w:val="9"/>
+    <w:abstractNumId w:val="11"/>
   </w:num>
   <w:num w:numId="8">
     <w:abstractNumId w:val="1"/>
   </w:num>
   <w:num w:numId="9">
-    <w:abstractNumId w:val="8"/>
+    <w:abstractNumId w:val="10"/>
   </w:num>
   <w:num w:numId="10">
     <w:abstractNumId w:val="2"/>
@@ -1643,51 +2665,42 @@
     <w:abstractNumId w:val="5"/>
   </w:num>
   <w:num w:numId="12">
-    <w:abstractNumId w:val="4"/>
+    <w:abstractNumId w:val="15"/>
   </w:num>
   <w:num w:numId="13">
-    <w:abstractNumId w:val="2"/>
-    <w:lvlOverride w:ilvl="0">
-      <w:startOverride w:val="1"/>
-    </w:lvlOverride>
-    <w:lvlOverride w:ilvl="1">
-      <w:startOverride w:val="1"/>
-    </w:lvlOverride>
-    <w:lvlOverride w:ilvl="2">
-      <w:startOverride w:val="1"/>
-    </w:lvlOverride>
-    <w:lvlOverride w:ilvl="3">
-      <w:startOverride w:val="1"/>
-    </w:lvlOverride>
-    <w:lvlOverride w:ilvl="4">
-      <w:startOverride w:val="1"/>
-    </w:lvlOverride>
-    <w:lvlOverride w:ilvl="5">
-      <w:startOverride w:val="1"/>
-    </w:lvlOverride>
-    <w:lvlOverride w:ilvl="6">
-      <w:startOverride w:val="1"/>
-    </w:lvlOverride>
-    <w:lvlOverride w:ilvl="7">
-      <w:startOverride w:val="1"/>
-    </w:lvlOverride>
-    <w:lvlOverride w:ilvl="8">
-      <w:startOverride w:val="1"/>
-    </w:lvlOverride>
+    <w:abstractNumId w:val="10"/>
   </w:num>
   <w:num w:numId="14">
-    <w:abstractNumId w:val="2"/>
-    <w:lvlOverride w:ilvl="0">
-      <w:startOverride w:val="1"/>
-    </w:lvlOverride>
+    <w:abstractNumId w:val="14"/>
   </w:num>
   <w:num w:numId="15">
-    <w:abstractNumId w:val="2"/>
+    <w:abstractNumId w:val="16"/>
   </w:num>
   <w:num w:numId="16">
+    <w:abstractNumId w:val="13"/>
+  </w:num>
+  <w:num w:numId="17">
+    <w:abstractNumId w:val="17"/>
+  </w:num>
+  <w:num w:numId="18">
+    <w:abstractNumId w:val="20"/>
+  </w:num>
+  <w:num w:numId="19">
+    <w:abstractNumId w:val="7"/>
+  </w:num>
+  <w:num w:numId="20">
+    <w:abstractNumId w:val="3"/>
+  </w:num>
+  <w:num w:numId="21">
+    <w:abstractNumId w:val="6"/>
+  </w:num>
+  <w:num w:numId="22">
     <w:abstractNumId w:val="0"/>
   </w:num>
-  <w:numIdMacAtCleanup w:val="14"/>
+  <w:num w:numId="23">
+    <w:abstractNumId w:val="19"/>
+  </w:num>
+  <w:numIdMacAtCleanup w:val="11"/>
 </w:numbering>
 </file>
 
@@ -2089,7 +3102,7 @@
   <w:style w:type="paragraph" w:default="1" w:styleId="Normal">
     <w:name w:val="Normal"/>
     <w:qFormat/>
-    <w:rsid w:val="00D803AE"/>
+    <w:rsid w:val="000F4FEF"/>
     <w:pPr>
       <w:spacing w:before="-1" w:after="-1" w:line="240" w:lineRule="auto"/>
     </w:pPr>
@@ -3661,6 +4674,172 @@
         <w:insideV w:val="single" w:sz="4" w:space="0" w:color="BFBFBF" w:themeColor="background1" w:themeShade="BF"/>
       </w:tblBorders>
     </w:tblPr>
+  </w:style>
+  <w:style w:type="character" w:customStyle="1" w:styleId="UnresolvedMention1">
+    <w:name w:val="Unresolved Mention1"/>
+    <w:basedOn w:val="DefaultParagraphFont"/>
+    <w:uiPriority w:val="99"/>
+    <w:semiHidden/>
+    <w:unhideWhenUsed/>
+    <w:rsid w:val="00062938"/>
+    <w:rPr>
+      <w:color w:val="605E5C"/>
+      <w:shd w:val="clear" w:color="auto" w:fill="E1DFDD"/>
+    </w:rPr>
+  </w:style>
+  <w:style w:type="character" w:customStyle="1" w:styleId="UnresolvedMention2">
+    <w:name w:val="Unresolved Mention2"/>
+    <w:basedOn w:val="DefaultParagraphFont"/>
+    <w:uiPriority w:val="99"/>
+    <w:semiHidden/>
+    <w:unhideWhenUsed/>
+    <w:rsid w:val="00062938"/>
+    <w:rPr>
+      <w:color w:val="605E5C"/>
+      <w:shd w:val="clear" w:color="auto" w:fill="E1DFDD"/>
+    </w:rPr>
+  </w:style>
+  <w:style w:type="character" w:customStyle="1" w:styleId="UnresolvedMention3">
+    <w:name w:val="Unresolved Mention3"/>
+    <w:basedOn w:val="DefaultParagraphFont"/>
+    <w:uiPriority w:val="99"/>
+    <w:semiHidden/>
+    <w:unhideWhenUsed/>
+    <w:rsid w:val="00062938"/>
+    <w:rPr>
+      <w:color w:val="605E5C"/>
+      <w:shd w:val="clear" w:color="auto" w:fill="E1DFDD"/>
+    </w:rPr>
+  </w:style>
+  <w:style w:type="paragraph" w:styleId="Revision">
+    <w:name w:val="Revision"/>
+    <w:hidden/>
+    <w:uiPriority w:val="99"/>
+    <w:semiHidden/>
+    <w:rsid w:val="00062938"/>
+    <w:pPr>
+      <w:spacing w:beforeAutospacing="0" w:after="0" w:afterAutospacing="0" w:line="240" w:lineRule="auto"/>
+    </w:pPr>
+    <w:rPr>
+      <w:rFonts w:ascii="Arial" w:hAnsi="Arial" w:cs="Arial"/>
+    </w:rPr>
+  </w:style>
+  <w:style w:type="character" w:customStyle="1" w:styleId="UnresolvedMention4">
+    <w:name w:val="Unresolved Mention4"/>
+    <w:basedOn w:val="DefaultParagraphFont"/>
+    <w:uiPriority w:val="99"/>
+    <w:semiHidden/>
+    <w:unhideWhenUsed/>
+    <w:rsid w:val="00062938"/>
+    <w:rPr>
+      <w:color w:val="605E5C"/>
+      <w:shd w:val="clear" w:color="auto" w:fill="E1DFDD"/>
+    </w:rPr>
+  </w:style>
+  <w:style w:type="character" w:customStyle="1" w:styleId="UnresolvedMention31">
+    <w:name w:val="Unresolved Mention31"/>
+    <w:basedOn w:val="DefaultParagraphFont"/>
+    <w:uiPriority w:val="99"/>
+    <w:semiHidden/>
+    <w:unhideWhenUsed/>
+    <w:rsid w:val="00062938"/>
+    <w:rPr>
+      <w:color w:val="605E5C"/>
+      <w:shd w:val="clear" w:color="auto" w:fill="E1DFDD"/>
+    </w:rPr>
+  </w:style>
+  <w:style w:type="character" w:customStyle="1" w:styleId="UnresolvedMention5">
+    <w:name w:val="Unresolved Mention5"/>
+    <w:basedOn w:val="DefaultParagraphFont"/>
+    <w:uiPriority w:val="99"/>
+    <w:semiHidden/>
+    <w:unhideWhenUsed/>
+    <w:rsid w:val="00062938"/>
+    <w:rPr>
+      <w:color w:val="605E5C"/>
+      <w:shd w:val="clear" w:color="auto" w:fill="E1DFDD"/>
+    </w:rPr>
+  </w:style>
+  <w:style w:type="character" w:customStyle="1" w:styleId="UnresolvedMention6">
+    <w:name w:val="Unresolved Mention6"/>
+    <w:basedOn w:val="DefaultParagraphFont"/>
+    <w:uiPriority w:val="99"/>
+    <w:semiHidden/>
+    <w:unhideWhenUsed/>
+    <w:rsid w:val="00062938"/>
+    <w:rPr>
+      <w:color w:val="605E5C"/>
+      <w:shd w:val="clear" w:color="auto" w:fill="E1DFDD"/>
+    </w:rPr>
+  </w:style>
+  <w:style w:type="character" w:customStyle="1" w:styleId="UnresolvedMention7">
+    <w:name w:val="Unresolved Mention7"/>
+    <w:basedOn w:val="DefaultParagraphFont"/>
+    <w:uiPriority w:val="99"/>
+    <w:semiHidden/>
+    <w:unhideWhenUsed/>
+    <w:rsid w:val="00062938"/>
+    <w:rPr>
+      <w:color w:val="605E5C"/>
+      <w:shd w:val="clear" w:color="auto" w:fill="E1DFDD"/>
+    </w:rPr>
+  </w:style>
+  <w:style w:type="character" w:customStyle="1" w:styleId="UnresolvedMention8">
+    <w:name w:val="Unresolved Mention8"/>
+    <w:basedOn w:val="DefaultParagraphFont"/>
+    <w:uiPriority w:val="99"/>
+    <w:semiHidden/>
+    <w:unhideWhenUsed/>
+    <w:rsid w:val="00062938"/>
+    <w:rPr>
+      <w:color w:val="605E5C"/>
+      <w:shd w:val="clear" w:color="auto" w:fill="E1DFDD"/>
+    </w:rPr>
+  </w:style>
+  <w:style w:type="table" w:customStyle="1" w:styleId="TableGrid1">
+    <w:name w:val="Table Grid1"/>
+    <w:basedOn w:val="TableNormal"/>
+    <w:next w:val="TableGrid"/>
+    <w:uiPriority w:val="39"/>
+    <w:rsid w:val="00CA5177"/>
+    <w:pPr>
+      <w:widowControl w:val="0"/>
+      <w:autoSpaceDE w:val="0"/>
+      <w:autoSpaceDN w:val="0"/>
+      <w:spacing w:beforeAutospacing="0" w:after="0" w:afterAutospacing="0" w:line="240" w:lineRule="auto"/>
+    </w:pPr>
+    <w:rPr>
+      <w:rFonts w:eastAsiaTheme="minorHAnsi"/>
+    </w:rPr>
+    <w:tblPr>
+      <w:tblBorders>
+        <w:top w:val="single" w:sz="4" w:space="0" w:color="auto"/>
+        <w:left w:val="single" w:sz="4" w:space="0" w:color="auto"/>
+        <w:bottom w:val="single" w:sz="4" w:space="0" w:color="auto"/>
+        <w:right w:val="single" w:sz="4" w:space="0" w:color="auto"/>
+        <w:insideH w:val="single" w:sz="4" w:space="0" w:color="auto"/>
+        <w:insideV w:val="single" w:sz="4" w:space="0" w:color="auto"/>
+      </w:tblBorders>
+    </w:tblPr>
+  </w:style>
+  <w:style w:type="character" w:customStyle="1" w:styleId="interviewtemplatetrigger">
+    <w:name w:val="interview template trigger"/>
+    <w:basedOn w:val="DefaultParagraphFont"/>
+    <w:uiPriority w:val="1"/>
+    <w:qFormat/>
+    <w:rsid w:val="00CA5177"/>
+  </w:style>
+  <w:style w:type="character" w:customStyle="1" w:styleId="UnresolvedMention9">
+    <w:name w:val="Unresolved Mention9"/>
+    <w:basedOn w:val="DefaultParagraphFont"/>
+    <w:uiPriority w:val="99"/>
+    <w:semiHidden/>
+    <w:unhideWhenUsed/>
+    <w:rsid w:val="00CA5177"/>
+    <w:rPr>
+      <w:color w:val="605E5C"/>
+      <w:shd w:val="clear" w:color="auto" w:fill="E1DFDD"/>
+    </w:rPr>
   </w:style>
 </w:styles>
 </file>
@@ -3958,4 +5137,16 @@
     </a:ext>
   </a:extLst>
 </a:theme>
+</file>
+
+<file path=customXml/item1.xml><?xml version="1.0" encoding="utf-8"?>
+<b:Sources xmlns:b="http://schemas.openxmlformats.org/officeDocument/2006/bibliography" xmlns="http://schemas.openxmlformats.org/officeDocument/2006/bibliography" SelectedStyle="\APASixthEditionOfficeOnline.xsl" StyleName="APA" Version="6"/>
+</file>
+
+<file path=customXml/itemProps1.xml><?xml version="1.0" encoding="utf-8"?>
+<ds:datastoreItem xmlns:ds="http://schemas.openxmlformats.org/officeDocument/2006/customXml" ds:itemID="{36285EEE-6041-426B-8EA9-D73E12EF4169}">
+  <ds:schemaRefs>
+    <ds:schemaRef ds:uri="http://schemas.openxmlformats.org/officeDocument/2006/bibliography"/>
+  </ds:schemaRefs>
+</ds:datastoreItem>
 </file>